--- a/module-3/Bradley-Normalized-Tables.docx
+++ b/module-3/Bradley-Normalized-Tables.docx
@@ -2,10 +2,1062 @@
 <file path=word/document.xml><?xml version="1.0" encoding="utf-8"?>
 <w:document xmlns:wpc="http://schemas.microsoft.com/office/word/2010/wordprocessingCanvas" xmlns:cx="http://schemas.microsoft.com/office/drawing/2014/chartex" xmlns:cx1="http://schemas.microsoft.com/office/drawing/2015/9/8/chartex" xmlns:cx2="http://schemas.microsoft.com/office/drawing/2015/10/21/chartex" xmlns:cx3="http://schemas.microsoft.com/office/drawing/2016/5/9/chartex" xmlns:cx4="http://schemas.microsoft.com/office/drawing/2016/5/10/chartex" xmlns:cx5="http://schemas.microsoft.com/office/drawing/2016/5/11/chartex" xmlns:cx6="http://schemas.microsoft.com/office/drawing/2016/5/12/chartex" xmlns:cx7="http://schemas.microsoft.com/office/drawing/2016/5/13/chartex" xmlns:cx8="http://schemas.microsoft.com/office/drawing/2016/5/14/chartex" xmlns:mc="http://schemas.openxmlformats.org/markup-compatibility/2006" xmlns:aink="http://schemas.microsoft.com/office/drawing/2016/ink" xmlns:am3d="http://schemas.microsoft.com/office/drawing/2017/model3d" xmlns:o="urn:schemas-microsoft-com:office:office" xmlns:oel="http://schemas.microsoft.com/office/2019/extlst" xmlns:r="http://schemas.openxmlformats.org/officeDocument/2006/relationships" xmlns:m="http://schemas.openxmlformats.org/officeDocument/2006/math" xmlns:v="urn:schemas-microsoft-com:vml" xmlns:wp14="http://schemas.microsoft.com/office/word/2010/wordprocessingDrawing" xmlns:wp="http://schemas.openxmlformats.org/drawingml/2006/wordprocessingDrawing" xmlns:w10="urn:schemas-microsoft-com:office:word" xmlns:w="http://schemas.openxmlformats.org/wordprocessingml/2006/main" xmlns:w14="http://schemas.microsoft.com/office/word/2010/wordml" xmlns:w15="http://schemas.microsoft.com/office/word/2012/wordml" xmlns:w16cex="http://schemas.microsoft.com/office/word/2018/wordml/cex" xmlns:w16cid="http://schemas.microsoft.com/office/word/2016/wordml/cid" xmlns:w16="http://schemas.microsoft.com/office/word/2018/wordml" xmlns:w16du="http://schemas.microsoft.com/office/word/2023/wordml/word16du" xmlns:w16sdtdh="http://schemas.microsoft.com/office/word/2020/wordml/sdtdatahash" xmlns:w16sdtfl="http://schemas.microsoft.com/office/word/2024/wordml/sdtformatlock" xmlns:w16se="http://schemas.microsoft.com/office/word/2015/wordml/symex" xmlns:wpg="http://schemas.microsoft.com/office/word/2010/wordprocessingGroup" xmlns:wpi="http://schemas.microsoft.com/office/word/2010/wordprocessingInk" xmlns:wne="http://schemas.microsoft.com/office/word/2006/wordml" xmlns:wps="http://schemas.microsoft.com/office/word/2010/wordprocessingShape" mc:Ignorable="w14 w15 w16se w16cid w16 w16cex w16sdtdh w16sdtfl w16du wp14">
   <w:body>
+    <w:p>
+      <w:pPr>
+        <w:spacing w:before="240" w:after="120"/>
+      </w:pPr>
+      <w:r>
+        <w:rPr>
+          <w:rFonts w:ascii="Arial" w:eastAsia="Arial" w:hAnsi="Arial" w:cs="Arial"/>
+          <w:b/>
+          <w:bCs/>
+          <w:sz w:val="24"/>
+          <w:szCs w:val="24"/>
+        </w:rPr>
+        <w:t>PUBLISHERS</w:t>
+      </w:r>
+    </w:p>
+    <w:tbl>
+      <w:tblPr>
+        <w:tblW w:w="9360" w:type="dxa"/>
+        <w:tblBorders>
+          <w:top w:val="single" w:sz="4" w:space="0" w:color="auto"/>
+          <w:left w:val="single" w:sz="4" w:space="0" w:color="auto"/>
+          <w:bottom w:val="single" w:sz="4" w:space="0" w:color="auto"/>
+          <w:right w:val="single" w:sz="4" w:space="0" w:color="auto"/>
+          <w:insideH w:val="single" w:sz="4" w:space="0" w:color="auto"/>
+          <w:insideV w:val="single" w:sz="4" w:space="0" w:color="auto"/>
+        </w:tblBorders>
+        <w:tblCellMar>
+          <w:left w:w="10" w:type="dxa"/>
+          <w:right w:w="10" w:type="dxa"/>
+        </w:tblCellMar>
+        <w:tblLook w:val="04A0" w:firstRow="1" w:lastRow="0" w:firstColumn="1" w:lastColumn="0" w:noHBand="0" w:noVBand="1"/>
+      </w:tblPr>
+      <w:tblGrid>
+        <w:gridCol w:w="2340"/>
+        <w:gridCol w:w="2340"/>
+        <w:gridCol w:w="2340"/>
+        <w:gridCol w:w="2340"/>
+      </w:tblGrid>
+      <w:tr>
+        <w:tblPrEx>
+          <w:tblCellMar>
+            <w:top w:w="0" w:type="dxa"/>
+            <w:bottom w:w="0" w:type="dxa"/>
+          </w:tblCellMar>
+        </w:tblPrEx>
+        <w:tc>
+          <w:tcPr>
+            <w:tcW w:w="2340" w:type="dxa"/>
+            <w:tcBorders>
+              <w:top w:val="single" w:sz="1" w:space="0" w:color="CCCCCC"/>
+              <w:left w:val="single" w:sz="1" w:space="0" w:color="CCCCCC"/>
+              <w:bottom w:val="single" w:sz="1" w:space="0" w:color="CCCCCC"/>
+              <w:right w:val="single" w:sz="1" w:space="0" w:color="CCCCCC"/>
+            </w:tcBorders>
+            <w:shd w:val="clear" w:color="auto" w:fill="D5E8F0"/>
+            <w:tcMar>
+              <w:top w:w="80" w:type="dxa"/>
+              <w:left w:w="120" w:type="dxa"/>
+              <w:bottom w:w="80" w:type="dxa"/>
+              <w:right w:w="120" w:type="dxa"/>
+            </w:tcMar>
+          </w:tcPr>
+          <w:p>
+            <w:proofErr w:type="spellStart"/>
+            <w:r>
+              <w:rPr>
+                <w:rFonts w:ascii="Arial" w:eastAsia="Arial" w:hAnsi="Arial" w:cs="Arial"/>
+                <w:b/>
+                <w:bCs/>
+              </w:rPr>
+              <w:t>publisher_ID</w:t>
+            </w:r>
+            <w:proofErr w:type="spellEnd"/>
+            <w:r>
+              <w:rPr>
+                <w:rFonts w:ascii="Arial" w:eastAsia="Arial" w:hAnsi="Arial" w:cs="Arial"/>
+                <w:b/>
+                <w:bCs/>
+              </w:rPr>
+              <w:t xml:space="preserve"> (PK)</w:t>
+            </w:r>
+          </w:p>
+        </w:tc>
+        <w:tc>
+          <w:tcPr>
+            <w:tcW w:w="2340" w:type="dxa"/>
+            <w:tcBorders>
+              <w:top w:val="single" w:sz="1" w:space="0" w:color="CCCCCC"/>
+              <w:left w:val="single" w:sz="1" w:space="0" w:color="CCCCCC"/>
+              <w:bottom w:val="single" w:sz="1" w:space="0" w:color="CCCCCC"/>
+              <w:right w:val="single" w:sz="1" w:space="0" w:color="CCCCCC"/>
+            </w:tcBorders>
+            <w:shd w:val="clear" w:color="auto" w:fill="D5E8F0"/>
+            <w:tcMar>
+              <w:top w:w="80" w:type="dxa"/>
+              <w:left w:w="120" w:type="dxa"/>
+              <w:bottom w:w="80" w:type="dxa"/>
+              <w:right w:w="120" w:type="dxa"/>
+            </w:tcMar>
+          </w:tcPr>
+          <w:p>
+            <w:proofErr w:type="spellStart"/>
+            <w:r>
+              <w:rPr>
+                <w:rFonts w:ascii="Arial" w:eastAsia="Arial" w:hAnsi="Arial" w:cs="Arial"/>
+                <w:b/>
+                <w:bCs/>
+              </w:rPr>
+              <w:t>publisher_name</w:t>
+            </w:r>
+            <w:proofErr w:type="spellEnd"/>
+          </w:p>
+        </w:tc>
+        <w:tc>
+          <w:tcPr>
+            <w:tcW w:w="2340" w:type="dxa"/>
+            <w:tcBorders>
+              <w:top w:val="single" w:sz="1" w:space="0" w:color="CCCCCC"/>
+              <w:left w:val="single" w:sz="1" w:space="0" w:color="CCCCCC"/>
+              <w:bottom w:val="single" w:sz="1" w:space="0" w:color="CCCCCC"/>
+              <w:right w:val="single" w:sz="1" w:space="0" w:color="CCCCCC"/>
+            </w:tcBorders>
+            <w:shd w:val="clear" w:color="auto" w:fill="D5E8F0"/>
+            <w:tcMar>
+              <w:top w:w="80" w:type="dxa"/>
+              <w:left w:w="120" w:type="dxa"/>
+              <w:bottom w:w="80" w:type="dxa"/>
+              <w:right w:w="120" w:type="dxa"/>
+            </w:tcMar>
+          </w:tcPr>
+          <w:p>
+            <w:proofErr w:type="spellStart"/>
+            <w:r>
+              <w:rPr>
+                <w:rFonts w:ascii="Arial" w:eastAsia="Arial" w:hAnsi="Arial" w:cs="Arial"/>
+                <w:b/>
+                <w:bCs/>
+              </w:rPr>
+              <w:t>publisher_address</w:t>
+            </w:r>
+            <w:proofErr w:type="spellEnd"/>
+          </w:p>
+        </w:tc>
+        <w:tc>
+          <w:tcPr>
+            <w:tcW w:w="2340" w:type="dxa"/>
+            <w:tcBorders>
+              <w:top w:val="single" w:sz="1" w:space="0" w:color="CCCCCC"/>
+              <w:left w:val="single" w:sz="1" w:space="0" w:color="CCCCCC"/>
+              <w:bottom w:val="single" w:sz="1" w:space="0" w:color="CCCCCC"/>
+              <w:right w:val="single" w:sz="1" w:space="0" w:color="CCCCCC"/>
+            </w:tcBorders>
+            <w:shd w:val="clear" w:color="auto" w:fill="D5E8F0"/>
+            <w:tcMar>
+              <w:top w:w="80" w:type="dxa"/>
+              <w:left w:w="120" w:type="dxa"/>
+              <w:bottom w:w="80" w:type="dxa"/>
+              <w:right w:w="120" w:type="dxa"/>
+            </w:tcMar>
+          </w:tcPr>
+          <w:p>
+            <w:proofErr w:type="spellStart"/>
+            <w:r>
+              <w:rPr>
+                <w:rFonts w:ascii="Arial" w:eastAsia="Arial" w:hAnsi="Arial" w:cs="Arial"/>
+                <w:b/>
+                <w:bCs/>
+              </w:rPr>
+              <w:t>publisher_email</w:t>
+            </w:r>
+            <w:proofErr w:type="spellEnd"/>
+          </w:p>
+        </w:tc>
+      </w:tr>
+      <w:tr>
+        <w:tblPrEx>
+          <w:tblCellMar>
+            <w:top w:w="0" w:type="dxa"/>
+            <w:bottom w:w="0" w:type="dxa"/>
+          </w:tblCellMar>
+        </w:tblPrEx>
+        <w:tc>
+          <w:tcPr>
+            <w:tcW w:w="2340" w:type="dxa"/>
+            <w:tcBorders>
+              <w:top w:val="single" w:sz="1" w:space="0" w:color="CCCCCC"/>
+              <w:left w:val="single" w:sz="1" w:space="0" w:color="CCCCCC"/>
+              <w:bottom w:val="single" w:sz="1" w:space="0" w:color="CCCCCC"/>
+              <w:right w:val="single" w:sz="1" w:space="0" w:color="CCCCCC"/>
+            </w:tcBorders>
+            <w:tcMar>
+              <w:top w:w="80" w:type="dxa"/>
+              <w:left w:w="120" w:type="dxa"/>
+              <w:bottom w:w="80" w:type="dxa"/>
+              <w:right w:w="120" w:type="dxa"/>
+            </w:tcMar>
+          </w:tcPr>
+          <w:p/>
+        </w:tc>
+        <w:tc>
+          <w:tcPr>
+            <w:tcW w:w="2340" w:type="dxa"/>
+            <w:tcBorders>
+              <w:top w:val="single" w:sz="1" w:space="0" w:color="CCCCCC"/>
+              <w:left w:val="single" w:sz="1" w:space="0" w:color="CCCCCC"/>
+              <w:bottom w:val="single" w:sz="1" w:space="0" w:color="CCCCCC"/>
+              <w:right w:val="single" w:sz="1" w:space="0" w:color="CCCCCC"/>
+            </w:tcBorders>
+            <w:tcMar>
+              <w:top w:w="80" w:type="dxa"/>
+              <w:left w:w="120" w:type="dxa"/>
+              <w:bottom w:w="80" w:type="dxa"/>
+              <w:right w:w="120" w:type="dxa"/>
+            </w:tcMar>
+          </w:tcPr>
+          <w:p/>
+        </w:tc>
+        <w:tc>
+          <w:tcPr>
+            <w:tcW w:w="2340" w:type="dxa"/>
+            <w:tcBorders>
+              <w:top w:val="single" w:sz="1" w:space="0" w:color="CCCCCC"/>
+              <w:left w:val="single" w:sz="1" w:space="0" w:color="CCCCCC"/>
+              <w:bottom w:val="single" w:sz="1" w:space="0" w:color="CCCCCC"/>
+              <w:right w:val="single" w:sz="1" w:space="0" w:color="CCCCCC"/>
+            </w:tcBorders>
+            <w:tcMar>
+              <w:top w:w="80" w:type="dxa"/>
+              <w:left w:w="120" w:type="dxa"/>
+              <w:bottom w:w="80" w:type="dxa"/>
+              <w:right w:w="120" w:type="dxa"/>
+            </w:tcMar>
+          </w:tcPr>
+          <w:p/>
+        </w:tc>
+        <w:tc>
+          <w:tcPr>
+            <w:tcW w:w="2340" w:type="dxa"/>
+            <w:tcBorders>
+              <w:top w:val="single" w:sz="1" w:space="0" w:color="CCCCCC"/>
+              <w:left w:val="single" w:sz="1" w:space="0" w:color="CCCCCC"/>
+              <w:bottom w:val="single" w:sz="1" w:space="0" w:color="CCCCCC"/>
+              <w:right w:val="single" w:sz="1" w:space="0" w:color="CCCCCC"/>
+            </w:tcBorders>
+            <w:tcMar>
+              <w:top w:w="80" w:type="dxa"/>
+              <w:left w:w="120" w:type="dxa"/>
+              <w:bottom w:w="80" w:type="dxa"/>
+              <w:right w:w="120" w:type="dxa"/>
+            </w:tcMar>
+          </w:tcPr>
+          <w:p/>
+        </w:tc>
+      </w:tr>
+    </w:tbl>
+    <w:p>
+      <w:pPr>
+        <w:spacing w:after="200"/>
+      </w:pPr>
+    </w:p>
+    <w:p>
+      <w:pPr>
+        <w:spacing w:before="240" w:after="120"/>
+      </w:pPr>
+      <w:r>
+        <w:rPr>
+          <w:rFonts w:ascii="Arial" w:eastAsia="Arial" w:hAnsi="Arial" w:cs="Arial"/>
+          <w:b/>
+          <w:bCs/>
+          <w:sz w:val="24"/>
+          <w:szCs w:val="24"/>
+        </w:rPr>
+        <w:t>BOOKS</w:t>
+      </w:r>
+    </w:p>
+    <w:tbl>
+      <w:tblPr>
+        <w:tblW w:w="9360" w:type="dxa"/>
+        <w:tblBorders>
+          <w:top w:val="single" w:sz="4" w:space="0" w:color="auto"/>
+          <w:left w:val="single" w:sz="4" w:space="0" w:color="auto"/>
+          <w:bottom w:val="single" w:sz="4" w:space="0" w:color="auto"/>
+          <w:right w:val="single" w:sz="4" w:space="0" w:color="auto"/>
+          <w:insideH w:val="single" w:sz="4" w:space="0" w:color="auto"/>
+          <w:insideV w:val="single" w:sz="4" w:space="0" w:color="auto"/>
+        </w:tblBorders>
+        <w:tblCellMar>
+          <w:left w:w="10" w:type="dxa"/>
+          <w:right w:w="10" w:type="dxa"/>
+        </w:tblCellMar>
+        <w:tblLook w:val="04A0" w:firstRow="1" w:lastRow="0" w:firstColumn="1" w:lastColumn="0" w:noHBand="0" w:noVBand="1"/>
+      </w:tblPr>
+      <w:tblGrid>
+        <w:gridCol w:w="2340"/>
+        <w:gridCol w:w="2340"/>
+        <w:gridCol w:w="2340"/>
+        <w:gridCol w:w="2340"/>
+      </w:tblGrid>
+      <w:tr>
+        <w:tblPrEx>
+          <w:tblCellMar>
+            <w:top w:w="0" w:type="dxa"/>
+            <w:bottom w:w="0" w:type="dxa"/>
+          </w:tblCellMar>
+        </w:tblPrEx>
+        <w:tc>
+          <w:tcPr>
+            <w:tcW w:w="2340" w:type="dxa"/>
+            <w:tcBorders>
+              <w:top w:val="single" w:sz="1" w:space="0" w:color="CCCCCC"/>
+              <w:left w:val="single" w:sz="1" w:space="0" w:color="CCCCCC"/>
+              <w:bottom w:val="single" w:sz="1" w:space="0" w:color="CCCCCC"/>
+              <w:right w:val="single" w:sz="1" w:space="0" w:color="CCCCCC"/>
+            </w:tcBorders>
+            <w:shd w:val="clear" w:color="auto" w:fill="D5E8F0"/>
+            <w:tcMar>
+              <w:top w:w="80" w:type="dxa"/>
+              <w:left w:w="120" w:type="dxa"/>
+              <w:bottom w:w="80" w:type="dxa"/>
+              <w:right w:w="120" w:type="dxa"/>
+            </w:tcMar>
+          </w:tcPr>
+          <w:p>
+            <w:proofErr w:type="spellStart"/>
+            <w:r>
+              <w:rPr>
+                <w:rFonts w:ascii="Arial" w:eastAsia="Arial" w:hAnsi="Arial" w:cs="Arial"/>
+                <w:b/>
+                <w:bCs/>
+              </w:rPr>
+              <w:t>book_isbn</w:t>
+            </w:r>
+            <w:proofErr w:type="spellEnd"/>
+            <w:r>
+              <w:rPr>
+                <w:rFonts w:ascii="Arial" w:eastAsia="Arial" w:hAnsi="Arial" w:cs="Arial"/>
+                <w:b/>
+                <w:bCs/>
+              </w:rPr>
+              <w:t xml:space="preserve"> (PK)</w:t>
+            </w:r>
+          </w:p>
+        </w:tc>
+        <w:tc>
+          <w:tcPr>
+            <w:tcW w:w="2340" w:type="dxa"/>
+            <w:tcBorders>
+              <w:top w:val="single" w:sz="1" w:space="0" w:color="CCCCCC"/>
+              <w:left w:val="single" w:sz="1" w:space="0" w:color="CCCCCC"/>
+              <w:bottom w:val="single" w:sz="1" w:space="0" w:color="CCCCCC"/>
+              <w:right w:val="single" w:sz="1" w:space="0" w:color="CCCCCC"/>
+            </w:tcBorders>
+            <w:shd w:val="clear" w:color="auto" w:fill="D5E8F0"/>
+            <w:tcMar>
+              <w:top w:w="80" w:type="dxa"/>
+              <w:left w:w="120" w:type="dxa"/>
+              <w:bottom w:w="80" w:type="dxa"/>
+              <w:right w:w="120" w:type="dxa"/>
+            </w:tcMar>
+          </w:tcPr>
+          <w:p>
+            <w:proofErr w:type="spellStart"/>
+            <w:r>
+              <w:rPr>
+                <w:rFonts w:ascii="Arial" w:eastAsia="Arial" w:hAnsi="Arial" w:cs="Arial"/>
+                <w:b/>
+                <w:bCs/>
+              </w:rPr>
+              <w:t>book_name</w:t>
+            </w:r>
+            <w:proofErr w:type="spellEnd"/>
+          </w:p>
+        </w:tc>
+        <w:tc>
+          <w:tcPr>
+            <w:tcW w:w="2340" w:type="dxa"/>
+            <w:tcBorders>
+              <w:top w:val="single" w:sz="1" w:space="0" w:color="CCCCCC"/>
+              <w:left w:val="single" w:sz="1" w:space="0" w:color="CCCCCC"/>
+              <w:bottom w:val="single" w:sz="1" w:space="0" w:color="CCCCCC"/>
+              <w:right w:val="single" w:sz="1" w:space="0" w:color="CCCCCC"/>
+            </w:tcBorders>
+            <w:shd w:val="clear" w:color="auto" w:fill="D5E8F0"/>
+            <w:tcMar>
+              <w:top w:w="80" w:type="dxa"/>
+              <w:left w:w="120" w:type="dxa"/>
+              <w:bottom w:w="80" w:type="dxa"/>
+              <w:right w:w="120" w:type="dxa"/>
+            </w:tcMar>
+          </w:tcPr>
+          <w:p>
+            <w:proofErr w:type="spellStart"/>
+            <w:r>
+              <w:rPr>
+                <w:rFonts w:ascii="Arial" w:eastAsia="Arial" w:hAnsi="Arial" w:cs="Arial"/>
+                <w:b/>
+                <w:bCs/>
+              </w:rPr>
+              <w:t>book_price</w:t>
+            </w:r>
+            <w:proofErr w:type="spellEnd"/>
+          </w:p>
+        </w:tc>
+        <w:tc>
+          <w:tcPr>
+            <w:tcW w:w="2340" w:type="dxa"/>
+            <w:tcBorders>
+              <w:top w:val="single" w:sz="1" w:space="0" w:color="CCCCCC"/>
+              <w:left w:val="single" w:sz="1" w:space="0" w:color="CCCCCC"/>
+              <w:bottom w:val="single" w:sz="1" w:space="0" w:color="CCCCCC"/>
+              <w:right w:val="single" w:sz="1" w:space="0" w:color="CCCCCC"/>
+            </w:tcBorders>
+            <w:shd w:val="clear" w:color="auto" w:fill="D5E8F0"/>
+            <w:tcMar>
+              <w:top w:w="80" w:type="dxa"/>
+              <w:left w:w="120" w:type="dxa"/>
+              <w:bottom w:w="80" w:type="dxa"/>
+              <w:right w:w="120" w:type="dxa"/>
+            </w:tcMar>
+          </w:tcPr>
+          <w:p>
+            <w:proofErr w:type="spellStart"/>
+            <w:r>
+              <w:rPr>
+                <w:rFonts w:ascii="Arial" w:eastAsia="Arial" w:hAnsi="Arial" w:cs="Arial"/>
+                <w:b/>
+                <w:bCs/>
+              </w:rPr>
+              <w:t>publisher_ID</w:t>
+            </w:r>
+            <w:proofErr w:type="spellEnd"/>
+            <w:r>
+              <w:rPr>
+                <w:rFonts w:ascii="Arial" w:eastAsia="Arial" w:hAnsi="Arial" w:cs="Arial"/>
+                <w:b/>
+                <w:bCs/>
+              </w:rPr>
+              <w:t xml:space="preserve"> (FK)</w:t>
+            </w:r>
+          </w:p>
+        </w:tc>
+      </w:tr>
+      <w:tr>
+        <w:tblPrEx>
+          <w:tblCellMar>
+            <w:top w:w="0" w:type="dxa"/>
+            <w:bottom w:w="0" w:type="dxa"/>
+          </w:tblCellMar>
+        </w:tblPrEx>
+        <w:tc>
+          <w:tcPr>
+            <w:tcW w:w="2340" w:type="dxa"/>
+            <w:tcBorders>
+              <w:top w:val="single" w:sz="1" w:space="0" w:color="CCCCCC"/>
+              <w:left w:val="single" w:sz="1" w:space="0" w:color="CCCCCC"/>
+              <w:bottom w:val="single" w:sz="1" w:space="0" w:color="CCCCCC"/>
+              <w:right w:val="single" w:sz="1" w:space="0" w:color="CCCCCC"/>
+            </w:tcBorders>
+            <w:tcMar>
+              <w:top w:w="80" w:type="dxa"/>
+              <w:left w:w="120" w:type="dxa"/>
+              <w:bottom w:w="80" w:type="dxa"/>
+              <w:right w:w="120" w:type="dxa"/>
+            </w:tcMar>
+          </w:tcPr>
+          <w:p/>
+        </w:tc>
+        <w:tc>
+          <w:tcPr>
+            <w:tcW w:w="2340" w:type="dxa"/>
+            <w:tcBorders>
+              <w:top w:val="single" w:sz="1" w:space="0" w:color="CCCCCC"/>
+              <w:left w:val="single" w:sz="1" w:space="0" w:color="CCCCCC"/>
+              <w:bottom w:val="single" w:sz="1" w:space="0" w:color="CCCCCC"/>
+              <w:right w:val="single" w:sz="1" w:space="0" w:color="CCCCCC"/>
+            </w:tcBorders>
+            <w:tcMar>
+              <w:top w:w="80" w:type="dxa"/>
+              <w:left w:w="120" w:type="dxa"/>
+              <w:bottom w:w="80" w:type="dxa"/>
+              <w:right w:w="120" w:type="dxa"/>
+            </w:tcMar>
+          </w:tcPr>
+          <w:p/>
+        </w:tc>
+        <w:tc>
+          <w:tcPr>
+            <w:tcW w:w="2340" w:type="dxa"/>
+            <w:tcBorders>
+              <w:top w:val="single" w:sz="1" w:space="0" w:color="CCCCCC"/>
+              <w:left w:val="single" w:sz="1" w:space="0" w:color="CCCCCC"/>
+              <w:bottom w:val="single" w:sz="1" w:space="0" w:color="CCCCCC"/>
+              <w:right w:val="single" w:sz="1" w:space="0" w:color="CCCCCC"/>
+            </w:tcBorders>
+            <w:tcMar>
+              <w:top w:w="80" w:type="dxa"/>
+              <w:left w:w="120" w:type="dxa"/>
+              <w:bottom w:w="80" w:type="dxa"/>
+              <w:right w:w="120" w:type="dxa"/>
+            </w:tcMar>
+          </w:tcPr>
+          <w:p/>
+        </w:tc>
+        <w:tc>
+          <w:tcPr>
+            <w:tcW w:w="2340" w:type="dxa"/>
+            <w:tcBorders>
+              <w:top w:val="single" w:sz="1" w:space="0" w:color="CCCCCC"/>
+              <w:left w:val="single" w:sz="1" w:space="0" w:color="CCCCCC"/>
+              <w:bottom w:val="single" w:sz="1" w:space="0" w:color="CCCCCC"/>
+              <w:right w:val="single" w:sz="1" w:space="0" w:color="CCCCCC"/>
+            </w:tcBorders>
+            <w:tcMar>
+              <w:top w:w="80" w:type="dxa"/>
+              <w:left w:w="120" w:type="dxa"/>
+              <w:bottom w:w="80" w:type="dxa"/>
+              <w:right w:w="120" w:type="dxa"/>
+            </w:tcMar>
+          </w:tcPr>
+          <w:p/>
+        </w:tc>
+      </w:tr>
+    </w:tbl>
+    <w:p>
+      <w:pPr>
+        <w:spacing w:after="200"/>
+      </w:pPr>
+    </w:p>
+    <w:p>
+      <w:pPr>
+        <w:spacing w:before="240" w:after="120"/>
+      </w:pPr>
+      <w:r>
+        <w:rPr>
+          <w:rFonts w:ascii="Arial" w:eastAsia="Arial" w:hAnsi="Arial" w:cs="Arial"/>
+          <w:b/>
+          <w:bCs/>
+          <w:sz w:val="24"/>
+          <w:szCs w:val="24"/>
+        </w:rPr>
+        <w:t>AUTHORS</w:t>
+      </w:r>
+    </w:p>
+    <w:tbl>
+      <w:tblPr>
+        <w:tblW w:w="9360" w:type="dxa"/>
+        <w:tblBorders>
+          <w:top w:val="single" w:sz="4" w:space="0" w:color="auto"/>
+          <w:left w:val="single" w:sz="4" w:space="0" w:color="auto"/>
+          <w:bottom w:val="single" w:sz="4" w:space="0" w:color="auto"/>
+          <w:right w:val="single" w:sz="4" w:space="0" w:color="auto"/>
+          <w:insideH w:val="single" w:sz="4" w:space="0" w:color="auto"/>
+          <w:insideV w:val="single" w:sz="4" w:space="0" w:color="auto"/>
+        </w:tblBorders>
+        <w:tblCellMar>
+          <w:left w:w="10" w:type="dxa"/>
+          <w:right w:w="10" w:type="dxa"/>
+        </w:tblCellMar>
+        <w:tblLook w:val="04A0" w:firstRow="1" w:lastRow="0" w:firstColumn="1" w:lastColumn="0" w:noHBand="0" w:noVBand="1"/>
+      </w:tblPr>
+      <w:tblGrid>
+        <w:gridCol w:w="1174"/>
+        <w:gridCol w:w="1985"/>
+        <w:gridCol w:w="1952"/>
+        <w:gridCol w:w="1574"/>
+        <w:gridCol w:w="1485"/>
+        <w:gridCol w:w="1741"/>
+      </w:tblGrid>
+      <w:tr>
+        <w:tblPrEx>
+          <w:tblCellMar>
+            <w:top w:w="0" w:type="dxa"/>
+            <w:bottom w:w="0" w:type="dxa"/>
+          </w:tblCellMar>
+        </w:tblPrEx>
+        <w:tc>
+          <w:tcPr>
+            <w:tcW w:w="1560" w:type="dxa"/>
+            <w:tcBorders>
+              <w:top w:val="single" w:sz="1" w:space="0" w:color="CCCCCC"/>
+              <w:left w:val="single" w:sz="1" w:space="0" w:color="CCCCCC"/>
+              <w:bottom w:val="single" w:sz="1" w:space="0" w:color="CCCCCC"/>
+              <w:right w:val="single" w:sz="1" w:space="0" w:color="CCCCCC"/>
+            </w:tcBorders>
+            <w:shd w:val="clear" w:color="auto" w:fill="D5E8F0"/>
+            <w:tcMar>
+              <w:top w:w="80" w:type="dxa"/>
+              <w:left w:w="120" w:type="dxa"/>
+              <w:bottom w:w="80" w:type="dxa"/>
+              <w:right w:w="120" w:type="dxa"/>
+            </w:tcMar>
+          </w:tcPr>
+          <w:p>
+            <w:proofErr w:type="spellStart"/>
+            <w:r>
+              <w:rPr>
+                <w:rFonts w:ascii="Arial" w:eastAsia="Arial" w:hAnsi="Arial" w:cs="Arial"/>
+                <w:b/>
+                <w:bCs/>
+              </w:rPr>
+              <w:t>author_ID</w:t>
+            </w:r>
+            <w:proofErr w:type="spellEnd"/>
+            <w:r>
+              <w:rPr>
+                <w:rFonts w:ascii="Arial" w:eastAsia="Arial" w:hAnsi="Arial" w:cs="Arial"/>
+                <w:b/>
+                <w:bCs/>
+              </w:rPr>
+              <w:t xml:space="preserve"> (PK)</w:t>
+            </w:r>
+          </w:p>
+        </w:tc>
+        <w:tc>
+          <w:tcPr>
+            <w:tcW w:w="1560" w:type="dxa"/>
+            <w:tcBorders>
+              <w:top w:val="single" w:sz="1" w:space="0" w:color="CCCCCC"/>
+              <w:left w:val="single" w:sz="1" w:space="0" w:color="CCCCCC"/>
+              <w:bottom w:val="single" w:sz="1" w:space="0" w:color="CCCCCC"/>
+              <w:right w:val="single" w:sz="1" w:space="0" w:color="CCCCCC"/>
+            </w:tcBorders>
+            <w:shd w:val="clear" w:color="auto" w:fill="D5E8F0"/>
+            <w:tcMar>
+              <w:top w:w="80" w:type="dxa"/>
+              <w:left w:w="120" w:type="dxa"/>
+              <w:bottom w:w="80" w:type="dxa"/>
+              <w:right w:w="120" w:type="dxa"/>
+            </w:tcMar>
+          </w:tcPr>
+          <w:p>
+            <w:proofErr w:type="spellStart"/>
+            <w:r>
+              <w:rPr>
+                <w:rFonts w:ascii="Arial" w:eastAsia="Arial" w:hAnsi="Arial" w:cs="Arial"/>
+                <w:b/>
+                <w:bCs/>
+              </w:rPr>
+              <w:t>author_first_name</w:t>
+            </w:r>
+            <w:proofErr w:type="spellEnd"/>
+          </w:p>
+        </w:tc>
+        <w:tc>
+          <w:tcPr>
+            <w:tcW w:w="1560" w:type="dxa"/>
+            <w:tcBorders>
+              <w:top w:val="single" w:sz="1" w:space="0" w:color="CCCCCC"/>
+              <w:left w:val="single" w:sz="1" w:space="0" w:color="CCCCCC"/>
+              <w:bottom w:val="single" w:sz="1" w:space="0" w:color="CCCCCC"/>
+              <w:right w:val="single" w:sz="1" w:space="0" w:color="CCCCCC"/>
+            </w:tcBorders>
+            <w:shd w:val="clear" w:color="auto" w:fill="D5E8F0"/>
+            <w:tcMar>
+              <w:top w:w="80" w:type="dxa"/>
+              <w:left w:w="120" w:type="dxa"/>
+              <w:bottom w:w="80" w:type="dxa"/>
+              <w:right w:w="120" w:type="dxa"/>
+            </w:tcMar>
+          </w:tcPr>
+          <w:p>
+            <w:proofErr w:type="spellStart"/>
+            <w:r>
+              <w:rPr>
+                <w:rFonts w:ascii="Arial" w:eastAsia="Arial" w:hAnsi="Arial" w:cs="Arial"/>
+                <w:b/>
+                <w:bCs/>
+              </w:rPr>
+              <w:t>author_last_name</w:t>
+            </w:r>
+            <w:proofErr w:type="spellEnd"/>
+          </w:p>
+        </w:tc>
+        <w:tc>
+          <w:tcPr>
+            <w:tcW w:w="1560" w:type="dxa"/>
+            <w:tcBorders>
+              <w:top w:val="single" w:sz="1" w:space="0" w:color="CCCCCC"/>
+              <w:left w:val="single" w:sz="1" w:space="0" w:color="CCCCCC"/>
+              <w:bottom w:val="single" w:sz="1" w:space="0" w:color="CCCCCC"/>
+              <w:right w:val="single" w:sz="1" w:space="0" w:color="CCCCCC"/>
+            </w:tcBorders>
+            <w:shd w:val="clear" w:color="auto" w:fill="D5E8F0"/>
+            <w:tcMar>
+              <w:top w:w="80" w:type="dxa"/>
+              <w:left w:w="120" w:type="dxa"/>
+              <w:bottom w:w="80" w:type="dxa"/>
+              <w:right w:w="120" w:type="dxa"/>
+            </w:tcMar>
+          </w:tcPr>
+          <w:p>
+            <w:proofErr w:type="spellStart"/>
+            <w:r>
+              <w:rPr>
+                <w:rFonts w:ascii="Arial" w:eastAsia="Arial" w:hAnsi="Arial" w:cs="Arial"/>
+                <w:b/>
+                <w:bCs/>
+              </w:rPr>
+              <w:t>author_phone</w:t>
+            </w:r>
+            <w:proofErr w:type="spellEnd"/>
+          </w:p>
+        </w:tc>
+        <w:tc>
+          <w:tcPr>
+            <w:tcW w:w="1560" w:type="dxa"/>
+            <w:tcBorders>
+              <w:top w:val="single" w:sz="1" w:space="0" w:color="CCCCCC"/>
+              <w:left w:val="single" w:sz="1" w:space="0" w:color="CCCCCC"/>
+              <w:bottom w:val="single" w:sz="1" w:space="0" w:color="CCCCCC"/>
+              <w:right w:val="single" w:sz="1" w:space="0" w:color="CCCCCC"/>
+            </w:tcBorders>
+            <w:shd w:val="clear" w:color="auto" w:fill="D5E8F0"/>
+            <w:tcMar>
+              <w:top w:w="80" w:type="dxa"/>
+              <w:left w:w="120" w:type="dxa"/>
+              <w:bottom w:w="80" w:type="dxa"/>
+              <w:right w:w="120" w:type="dxa"/>
+            </w:tcMar>
+          </w:tcPr>
+          <w:p>
+            <w:proofErr w:type="spellStart"/>
+            <w:r>
+              <w:rPr>
+                <w:rFonts w:ascii="Arial" w:eastAsia="Arial" w:hAnsi="Arial" w:cs="Arial"/>
+                <w:b/>
+                <w:bCs/>
+              </w:rPr>
+              <w:t>author_email</w:t>
+            </w:r>
+            <w:proofErr w:type="spellEnd"/>
+          </w:p>
+        </w:tc>
+        <w:tc>
+          <w:tcPr>
+            <w:tcW w:w="1560" w:type="dxa"/>
+            <w:tcBorders>
+              <w:top w:val="single" w:sz="1" w:space="0" w:color="CCCCCC"/>
+              <w:left w:val="single" w:sz="1" w:space="0" w:color="CCCCCC"/>
+              <w:bottom w:val="single" w:sz="1" w:space="0" w:color="CCCCCC"/>
+              <w:right w:val="single" w:sz="1" w:space="0" w:color="CCCCCC"/>
+            </w:tcBorders>
+            <w:shd w:val="clear" w:color="auto" w:fill="D5E8F0"/>
+            <w:tcMar>
+              <w:top w:w="80" w:type="dxa"/>
+              <w:left w:w="120" w:type="dxa"/>
+              <w:bottom w:w="80" w:type="dxa"/>
+              <w:right w:w="120" w:type="dxa"/>
+            </w:tcMar>
+          </w:tcPr>
+          <w:p>
+            <w:proofErr w:type="spellStart"/>
+            <w:r>
+              <w:rPr>
+                <w:rFonts w:ascii="Arial" w:eastAsia="Arial" w:hAnsi="Arial" w:cs="Arial"/>
+                <w:b/>
+                <w:bCs/>
+              </w:rPr>
+              <w:t>author_address</w:t>
+            </w:r>
+            <w:proofErr w:type="spellEnd"/>
+          </w:p>
+        </w:tc>
+      </w:tr>
+      <w:tr>
+        <w:tblPrEx>
+          <w:tblCellMar>
+            <w:top w:w="0" w:type="dxa"/>
+            <w:bottom w:w="0" w:type="dxa"/>
+          </w:tblCellMar>
+        </w:tblPrEx>
+        <w:tc>
+          <w:tcPr>
+            <w:tcW w:w="1560" w:type="dxa"/>
+            <w:tcBorders>
+              <w:top w:val="single" w:sz="1" w:space="0" w:color="CCCCCC"/>
+              <w:left w:val="single" w:sz="1" w:space="0" w:color="CCCCCC"/>
+              <w:bottom w:val="single" w:sz="1" w:space="0" w:color="CCCCCC"/>
+              <w:right w:val="single" w:sz="1" w:space="0" w:color="CCCCCC"/>
+            </w:tcBorders>
+            <w:tcMar>
+              <w:top w:w="80" w:type="dxa"/>
+              <w:left w:w="120" w:type="dxa"/>
+              <w:bottom w:w="80" w:type="dxa"/>
+              <w:right w:w="120" w:type="dxa"/>
+            </w:tcMar>
+          </w:tcPr>
+          <w:p/>
+        </w:tc>
+        <w:tc>
+          <w:tcPr>
+            <w:tcW w:w="1560" w:type="dxa"/>
+            <w:tcBorders>
+              <w:top w:val="single" w:sz="1" w:space="0" w:color="CCCCCC"/>
+              <w:left w:val="single" w:sz="1" w:space="0" w:color="CCCCCC"/>
+              <w:bottom w:val="single" w:sz="1" w:space="0" w:color="CCCCCC"/>
+              <w:right w:val="single" w:sz="1" w:space="0" w:color="CCCCCC"/>
+            </w:tcBorders>
+            <w:tcMar>
+              <w:top w:w="80" w:type="dxa"/>
+              <w:left w:w="120" w:type="dxa"/>
+              <w:bottom w:w="80" w:type="dxa"/>
+              <w:right w:w="120" w:type="dxa"/>
+            </w:tcMar>
+          </w:tcPr>
+          <w:p/>
+        </w:tc>
+        <w:tc>
+          <w:tcPr>
+            <w:tcW w:w="1560" w:type="dxa"/>
+            <w:tcBorders>
+              <w:top w:val="single" w:sz="1" w:space="0" w:color="CCCCCC"/>
+              <w:left w:val="single" w:sz="1" w:space="0" w:color="CCCCCC"/>
+              <w:bottom w:val="single" w:sz="1" w:space="0" w:color="CCCCCC"/>
+              <w:right w:val="single" w:sz="1" w:space="0" w:color="CCCCCC"/>
+            </w:tcBorders>
+            <w:tcMar>
+              <w:top w:w="80" w:type="dxa"/>
+              <w:left w:w="120" w:type="dxa"/>
+              <w:bottom w:w="80" w:type="dxa"/>
+              <w:right w:w="120" w:type="dxa"/>
+            </w:tcMar>
+          </w:tcPr>
+          <w:p/>
+        </w:tc>
+        <w:tc>
+          <w:tcPr>
+            <w:tcW w:w="1560" w:type="dxa"/>
+            <w:tcBorders>
+              <w:top w:val="single" w:sz="1" w:space="0" w:color="CCCCCC"/>
+              <w:left w:val="single" w:sz="1" w:space="0" w:color="CCCCCC"/>
+              <w:bottom w:val="single" w:sz="1" w:space="0" w:color="CCCCCC"/>
+              <w:right w:val="single" w:sz="1" w:space="0" w:color="CCCCCC"/>
+            </w:tcBorders>
+            <w:tcMar>
+              <w:top w:w="80" w:type="dxa"/>
+              <w:left w:w="120" w:type="dxa"/>
+              <w:bottom w:w="80" w:type="dxa"/>
+              <w:right w:w="120" w:type="dxa"/>
+            </w:tcMar>
+          </w:tcPr>
+          <w:p/>
+        </w:tc>
+        <w:tc>
+          <w:tcPr>
+            <w:tcW w:w="1560" w:type="dxa"/>
+            <w:tcBorders>
+              <w:top w:val="single" w:sz="1" w:space="0" w:color="CCCCCC"/>
+              <w:left w:val="single" w:sz="1" w:space="0" w:color="CCCCCC"/>
+              <w:bottom w:val="single" w:sz="1" w:space="0" w:color="CCCCCC"/>
+              <w:right w:val="single" w:sz="1" w:space="0" w:color="CCCCCC"/>
+            </w:tcBorders>
+            <w:tcMar>
+              <w:top w:w="80" w:type="dxa"/>
+              <w:left w:w="120" w:type="dxa"/>
+              <w:bottom w:w="80" w:type="dxa"/>
+              <w:right w:w="120" w:type="dxa"/>
+            </w:tcMar>
+          </w:tcPr>
+          <w:p/>
+        </w:tc>
+        <w:tc>
+          <w:tcPr>
+            <w:tcW w:w="1560" w:type="dxa"/>
+            <w:tcBorders>
+              <w:top w:val="single" w:sz="1" w:space="0" w:color="CCCCCC"/>
+              <w:left w:val="single" w:sz="1" w:space="0" w:color="CCCCCC"/>
+              <w:bottom w:val="single" w:sz="1" w:space="0" w:color="CCCCCC"/>
+              <w:right w:val="single" w:sz="1" w:space="0" w:color="CCCCCC"/>
+            </w:tcBorders>
+            <w:tcMar>
+              <w:top w:w="80" w:type="dxa"/>
+              <w:left w:w="120" w:type="dxa"/>
+              <w:bottom w:w="80" w:type="dxa"/>
+              <w:right w:w="120" w:type="dxa"/>
+            </w:tcMar>
+          </w:tcPr>
+          <w:p/>
+        </w:tc>
+      </w:tr>
+    </w:tbl>
+    <w:p>
+      <w:pPr>
+        <w:spacing w:after="200"/>
+      </w:pPr>
+    </w:p>
+    <w:p>
+      <w:pPr>
+        <w:spacing w:before="240" w:after="120"/>
+      </w:pPr>
+      <w:r>
+        <w:rPr>
+          <w:rFonts w:ascii="Arial" w:eastAsia="Arial" w:hAnsi="Arial" w:cs="Arial"/>
+          <w:b/>
+          <w:bCs/>
+          <w:sz w:val="24"/>
+          <w:szCs w:val="24"/>
+        </w:rPr>
+        <w:t>BOOKS_AUTHORS</w:t>
+      </w:r>
+    </w:p>
+    <w:tbl>
+      <w:tblPr>
+        <w:tblW w:w="9360" w:type="dxa"/>
+        <w:tblBorders>
+          <w:top w:val="single" w:sz="4" w:space="0" w:color="auto"/>
+          <w:left w:val="single" w:sz="4" w:space="0" w:color="auto"/>
+          <w:bottom w:val="single" w:sz="4" w:space="0" w:color="auto"/>
+          <w:right w:val="single" w:sz="4" w:space="0" w:color="auto"/>
+          <w:insideH w:val="single" w:sz="4" w:space="0" w:color="auto"/>
+          <w:insideV w:val="single" w:sz="4" w:space="0" w:color="auto"/>
+        </w:tblBorders>
+        <w:tblCellMar>
+          <w:left w:w="10" w:type="dxa"/>
+          <w:right w:w="10" w:type="dxa"/>
+        </w:tblCellMar>
+        <w:tblLook w:val="04A0" w:firstRow="1" w:lastRow="0" w:firstColumn="1" w:lastColumn="0" w:noHBand="0" w:noVBand="1"/>
+      </w:tblPr>
+      <w:tblGrid>
+        <w:gridCol w:w="4680"/>
+        <w:gridCol w:w="4680"/>
+      </w:tblGrid>
+      <w:tr>
+        <w:tblPrEx>
+          <w:tblCellMar>
+            <w:top w:w="0" w:type="dxa"/>
+            <w:bottom w:w="0" w:type="dxa"/>
+          </w:tblCellMar>
+        </w:tblPrEx>
+        <w:tc>
+          <w:tcPr>
+            <w:tcW w:w="4680" w:type="dxa"/>
+            <w:tcBorders>
+              <w:top w:val="single" w:sz="1" w:space="0" w:color="CCCCCC"/>
+              <w:left w:val="single" w:sz="1" w:space="0" w:color="CCCCCC"/>
+              <w:bottom w:val="single" w:sz="1" w:space="0" w:color="CCCCCC"/>
+              <w:right w:val="single" w:sz="1" w:space="0" w:color="CCCCCC"/>
+            </w:tcBorders>
+            <w:shd w:val="clear" w:color="auto" w:fill="D5E8F0"/>
+            <w:tcMar>
+              <w:top w:w="80" w:type="dxa"/>
+              <w:left w:w="120" w:type="dxa"/>
+              <w:bottom w:w="80" w:type="dxa"/>
+              <w:right w:w="120" w:type="dxa"/>
+            </w:tcMar>
+          </w:tcPr>
+          <w:p>
+            <w:proofErr w:type="spellStart"/>
+            <w:r>
+              <w:rPr>
+                <w:rFonts w:ascii="Arial" w:eastAsia="Arial" w:hAnsi="Arial" w:cs="Arial"/>
+                <w:b/>
+                <w:bCs/>
+              </w:rPr>
+              <w:t>author_ID</w:t>
+            </w:r>
+            <w:proofErr w:type="spellEnd"/>
+            <w:r>
+              <w:rPr>
+                <w:rFonts w:ascii="Arial" w:eastAsia="Arial" w:hAnsi="Arial" w:cs="Arial"/>
+                <w:b/>
+                <w:bCs/>
+              </w:rPr>
+              <w:t xml:space="preserve"> (FK)</w:t>
+            </w:r>
+          </w:p>
+        </w:tc>
+        <w:tc>
+          <w:tcPr>
+            <w:tcW w:w="4680" w:type="dxa"/>
+            <w:tcBorders>
+              <w:top w:val="single" w:sz="1" w:space="0" w:color="CCCCCC"/>
+              <w:left w:val="single" w:sz="1" w:space="0" w:color="CCCCCC"/>
+              <w:bottom w:val="single" w:sz="1" w:space="0" w:color="CCCCCC"/>
+              <w:right w:val="single" w:sz="1" w:space="0" w:color="CCCCCC"/>
+            </w:tcBorders>
+            <w:shd w:val="clear" w:color="auto" w:fill="D5E8F0"/>
+            <w:tcMar>
+              <w:top w:w="80" w:type="dxa"/>
+              <w:left w:w="120" w:type="dxa"/>
+              <w:bottom w:w="80" w:type="dxa"/>
+              <w:right w:w="120" w:type="dxa"/>
+            </w:tcMar>
+          </w:tcPr>
+          <w:p>
+            <w:proofErr w:type="spellStart"/>
+            <w:r>
+              <w:rPr>
+                <w:rFonts w:ascii="Arial" w:eastAsia="Arial" w:hAnsi="Arial" w:cs="Arial"/>
+                <w:b/>
+                <w:bCs/>
+              </w:rPr>
+              <w:t>book_isbn</w:t>
+            </w:r>
+            <w:proofErr w:type="spellEnd"/>
+            <w:r>
+              <w:rPr>
+                <w:rFonts w:ascii="Arial" w:eastAsia="Arial" w:hAnsi="Arial" w:cs="Arial"/>
+                <w:b/>
+                <w:bCs/>
+              </w:rPr>
+              <w:t xml:space="preserve"> (FK)</w:t>
+            </w:r>
+          </w:p>
+        </w:tc>
+      </w:tr>
+      <w:tr>
+        <w:tblPrEx>
+          <w:tblCellMar>
+            <w:top w:w="0" w:type="dxa"/>
+            <w:bottom w:w="0" w:type="dxa"/>
+          </w:tblCellMar>
+        </w:tblPrEx>
+        <w:tc>
+          <w:tcPr>
+            <w:tcW w:w="4680" w:type="dxa"/>
+            <w:tcBorders>
+              <w:top w:val="single" w:sz="1" w:space="0" w:color="CCCCCC"/>
+              <w:left w:val="single" w:sz="1" w:space="0" w:color="CCCCCC"/>
+              <w:bottom w:val="single" w:sz="1" w:space="0" w:color="CCCCCC"/>
+              <w:right w:val="single" w:sz="1" w:space="0" w:color="CCCCCC"/>
+            </w:tcBorders>
+            <w:tcMar>
+              <w:top w:w="80" w:type="dxa"/>
+              <w:left w:w="120" w:type="dxa"/>
+              <w:bottom w:w="80" w:type="dxa"/>
+              <w:right w:w="120" w:type="dxa"/>
+            </w:tcMar>
+          </w:tcPr>
+          <w:p/>
+        </w:tc>
+        <w:tc>
+          <w:tcPr>
+            <w:tcW w:w="4680" w:type="dxa"/>
+            <w:tcBorders>
+              <w:top w:val="single" w:sz="1" w:space="0" w:color="CCCCCC"/>
+              <w:left w:val="single" w:sz="1" w:space="0" w:color="CCCCCC"/>
+              <w:bottom w:val="single" w:sz="1" w:space="0" w:color="CCCCCC"/>
+              <w:right w:val="single" w:sz="1" w:space="0" w:color="CCCCCC"/>
+            </w:tcBorders>
+            <w:tcMar>
+              <w:top w:w="80" w:type="dxa"/>
+              <w:left w:w="120" w:type="dxa"/>
+              <w:bottom w:w="80" w:type="dxa"/>
+              <w:right w:w="120" w:type="dxa"/>
+            </w:tcMar>
+          </w:tcPr>
+          <w:p/>
+        </w:tc>
+      </w:tr>
+    </w:tbl>
     <w:p/>
     <w:sectPr>
+      <w:headerReference w:type="default" r:id="rId7"/>
       <w:pgSz w:w="12240" w:h="15840"/>
-      <w:pgMar w:top="1440" w:right="1440" w:bottom="1440" w:left="1440" w:header="720" w:footer="720" w:gutter="0"/>
+      <w:pgMar w:top="1440" w:right="1440" w:bottom="1440" w:left="1440" w:header="708" w:footer="708" w:gutter="0"/>
       <w:cols w:space="720"/>
       <w:docGrid w:linePitch="360"/>
     </w:sectPr>
@@ -13,24 +1065,222 @@
 </w:document>
 </file>
 
+<file path=word/endnotes.xml><?xml version="1.0" encoding="utf-8"?>
+<w:endnotes xmlns:wpc="http://schemas.microsoft.com/office/word/2010/wordprocessingCanvas" xmlns:cx="http://schemas.microsoft.com/office/drawing/2014/chartex" xmlns:cx1="http://schemas.microsoft.com/office/drawing/2015/9/8/chartex" xmlns:cx2="http://schemas.microsoft.com/office/drawing/2015/10/21/chartex" xmlns:cx3="http://schemas.microsoft.com/office/drawing/2016/5/9/chartex" xmlns:cx4="http://schemas.microsoft.com/office/drawing/2016/5/10/chartex" xmlns:cx5="http://schemas.microsoft.com/office/drawing/2016/5/11/chartex" xmlns:cx6="http://schemas.microsoft.com/office/drawing/2016/5/12/chartex" xmlns:cx7="http://schemas.microsoft.com/office/drawing/2016/5/13/chartex" xmlns:cx8="http://schemas.microsoft.com/office/drawing/2016/5/14/chartex" xmlns:mc="http://schemas.openxmlformats.org/markup-compatibility/2006" xmlns:aink="http://schemas.microsoft.com/office/drawing/2016/ink" xmlns:am3d="http://schemas.microsoft.com/office/drawing/2017/model3d" xmlns:o="urn:schemas-microsoft-com:office:office" xmlns:oel="http://schemas.microsoft.com/office/2019/extlst" xmlns:r="http://schemas.openxmlformats.org/officeDocument/2006/relationships" xmlns:m="http://schemas.openxmlformats.org/officeDocument/2006/math" xmlns:v="urn:schemas-microsoft-com:vml" xmlns:wp14="http://schemas.microsoft.com/office/word/2010/wordprocessingDrawing" xmlns:wp="http://schemas.openxmlformats.org/drawingml/2006/wordprocessingDrawing" xmlns:w10="urn:schemas-microsoft-com:office:word" xmlns:w="http://schemas.openxmlformats.org/wordprocessingml/2006/main" xmlns:w14="http://schemas.microsoft.com/office/word/2010/wordml" xmlns:w15="http://schemas.microsoft.com/office/word/2012/wordml" xmlns:w16cex="http://schemas.microsoft.com/office/word/2018/wordml/cex" xmlns:w16cid="http://schemas.microsoft.com/office/word/2016/wordml/cid" xmlns:w16="http://schemas.microsoft.com/office/word/2018/wordml" xmlns:w16du="http://schemas.microsoft.com/office/word/2023/wordml/word16du" xmlns:w16sdtdh="http://schemas.microsoft.com/office/word/2020/wordml/sdtdatahash" xmlns:w16sdtfl="http://schemas.microsoft.com/office/word/2024/wordml/sdtformatlock" xmlns:w16se="http://schemas.microsoft.com/office/word/2015/wordml/symex" xmlns:wpg="http://schemas.microsoft.com/office/word/2010/wordprocessingGroup" xmlns:wpi="http://schemas.microsoft.com/office/word/2010/wordprocessingInk" xmlns:wne="http://schemas.microsoft.com/office/word/2006/wordml" xmlns:wps="http://schemas.microsoft.com/office/word/2010/wordprocessingShape" mc:Ignorable="w14 w15 w16se w16cid w16 w16cex w16sdtdh w16sdtfl w16du wp14">
+  <w:endnote w:type="separator" w:id="-1">
+    <w:p>
+      <w:r>
+        <w:separator/>
+      </w:r>
+    </w:p>
+  </w:endnote>
+  <w:endnote w:type="continuationSeparator" w:id="0">
+    <w:p>
+      <w:r>
+        <w:continuationSeparator/>
+      </w:r>
+    </w:p>
+  </w:endnote>
+</w:endnotes>
+</file>
+
+<file path=word/footnotes.xml><?xml version="1.0" encoding="utf-8"?>
+<w:footnotes xmlns:wpc="http://schemas.microsoft.com/office/word/2010/wordprocessingCanvas" xmlns:cx="http://schemas.microsoft.com/office/drawing/2014/chartex" xmlns:cx1="http://schemas.microsoft.com/office/drawing/2015/9/8/chartex" xmlns:cx2="http://schemas.microsoft.com/office/drawing/2015/10/21/chartex" xmlns:cx3="http://schemas.microsoft.com/office/drawing/2016/5/9/chartex" xmlns:cx4="http://schemas.microsoft.com/office/drawing/2016/5/10/chartex" xmlns:cx5="http://schemas.microsoft.com/office/drawing/2016/5/11/chartex" xmlns:cx6="http://schemas.microsoft.com/office/drawing/2016/5/12/chartex" xmlns:cx7="http://schemas.microsoft.com/office/drawing/2016/5/13/chartex" xmlns:cx8="http://schemas.microsoft.com/office/drawing/2016/5/14/chartex" xmlns:mc="http://schemas.openxmlformats.org/markup-compatibility/2006" xmlns:aink="http://schemas.microsoft.com/office/drawing/2016/ink" xmlns:am3d="http://schemas.microsoft.com/office/drawing/2017/model3d" xmlns:o="urn:schemas-microsoft-com:office:office" xmlns:oel="http://schemas.microsoft.com/office/2019/extlst" xmlns:r="http://schemas.openxmlformats.org/officeDocument/2006/relationships" xmlns:m="http://schemas.openxmlformats.org/officeDocument/2006/math" xmlns:v="urn:schemas-microsoft-com:vml" xmlns:wp14="http://schemas.microsoft.com/office/word/2010/wordprocessingDrawing" xmlns:wp="http://schemas.openxmlformats.org/drawingml/2006/wordprocessingDrawing" xmlns:w10="urn:schemas-microsoft-com:office:word" xmlns:w="http://schemas.openxmlformats.org/wordprocessingml/2006/main" xmlns:w14="http://schemas.microsoft.com/office/word/2010/wordml" xmlns:w15="http://schemas.microsoft.com/office/word/2012/wordml" xmlns:w16cex="http://schemas.microsoft.com/office/word/2018/wordml/cex" xmlns:w16cid="http://schemas.microsoft.com/office/word/2016/wordml/cid" xmlns:w16="http://schemas.microsoft.com/office/word/2018/wordml" xmlns:w16du="http://schemas.microsoft.com/office/word/2023/wordml/word16du" xmlns:w16sdtdh="http://schemas.microsoft.com/office/word/2020/wordml/sdtdatahash" xmlns:w16sdtfl="http://schemas.microsoft.com/office/word/2024/wordml/sdtformatlock" xmlns:w16se="http://schemas.microsoft.com/office/word/2015/wordml/symex" xmlns:wpg="http://schemas.microsoft.com/office/word/2010/wordprocessingGroup" xmlns:wpi="http://schemas.microsoft.com/office/word/2010/wordprocessingInk" xmlns:wne="http://schemas.microsoft.com/office/word/2006/wordml" xmlns:wps="http://schemas.microsoft.com/office/word/2010/wordprocessingShape" mc:Ignorable="w14 w15 w16se w16cid w16 w16cex w16sdtdh w16sdtfl w16du wp14">
+  <w:footnote w:type="separator" w:id="-1">
+    <w:p>
+      <w:r>
+        <w:separator/>
+      </w:r>
+    </w:p>
+  </w:footnote>
+  <w:footnote w:type="continuationSeparator" w:id="0">
+    <w:p>
+      <w:r>
+        <w:continuationSeparator/>
+      </w:r>
+    </w:p>
+  </w:footnote>
+</w:footnotes>
+</file>
+
+<file path=word/header1.xml><?xml version="1.0" encoding="utf-8"?>
+<w:hdr xmlns:wpc="http://schemas.microsoft.com/office/word/2010/wordprocessingCanvas" xmlns:cx="http://schemas.microsoft.com/office/drawing/2014/chartex" xmlns:cx1="http://schemas.microsoft.com/office/drawing/2015/9/8/chartex" xmlns:cx2="http://schemas.microsoft.com/office/drawing/2015/10/21/chartex" xmlns:cx3="http://schemas.microsoft.com/office/drawing/2016/5/9/chartex" xmlns:cx4="http://schemas.microsoft.com/office/drawing/2016/5/10/chartex" xmlns:cx5="http://schemas.microsoft.com/office/drawing/2016/5/11/chartex" xmlns:cx6="http://schemas.microsoft.com/office/drawing/2016/5/12/chartex" xmlns:cx7="http://schemas.microsoft.com/office/drawing/2016/5/13/chartex" xmlns:cx8="http://schemas.microsoft.com/office/drawing/2016/5/14/chartex" xmlns:mc="http://schemas.openxmlformats.org/markup-compatibility/2006" xmlns:aink="http://schemas.microsoft.com/office/drawing/2016/ink" xmlns:am3d="http://schemas.microsoft.com/office/drawing/2017/model3d" xmlns:o="urn:schemas-microsoft-com:office:office" xmlns:oel="http://schemas.microsoft.com/office/2019/extlst" xmlns:r="http://schemas.openxmlformats.org/officeDocument/2006/relationships" xmlns:m="http://schemas.openxmlformats.org/officeDocument/2006/math" xmlns:v="urn:schemas-microsoft-com:vml" xmlns:wp14="http://schemas.microsoft.com/office/word/2010/wordprocessingDrawing" xmlns:wp="http://schemas.openxmlformats.org/drawingml/2006/wordprocessingDrawing" xmlns:w10="urn:schemas-microsoft-com:office:word" xmlns:w="http://schemas.openxmlformats.org/wordprocessingml/2006/main" xmlns:w14="http://schemas.microsoft.com/office/word/2010/wordml" xmlns:w15="http://schemas.microsoft.com/office/word/2012/wordml" xmlns:w16cex="http://schemas.microsoft.com/office/word/2018/wordml/cex" xmlns:w16cid="http://schemas.microsoft.com/office/word/2016/wordml/cid" xmlns:w16="http://schemas.microsoft.com/office/word/2018/wordml" xmlns:w16du="http://schemas.microsoft.com/office/word/2023/wordml/word16du" xmlns:w16sdtdh="http://schemas.microsoft.com/office/word/2020/wordml/sdtdatahash" xmlns:w16sdtfl="http://schemas.microsoft.com/office/word/2024/wordml/sdtformatlock" xmlns:w16se="http://schemas.microsoft.com/office/word/2015/wordml/symex" xmlns:wpg="http://schemas.microsoft.com/office/word/2010/wordprocessingGroup" xmlns:wpi="http://schemas.microsoft.com/office/word/2010/wordprocessingInk" xmlns:wne="http://schemas.microsoft.com/office/word/2006/wordml" xmlns:wps="http://schemas.microsoft.com/office/word/2010/wordprocessingShape" mc:Ignorable="w14 w15 w16se w16cid w16 w16cex w16sdtdh w16sdtfl w16du wp14">
+  <w:p>
+    <w:pPr>
+      <w:jc w:val="right"/>
+    </w:pPr>
+    <w:r>
+      <w:rPr>
+        <w:rFonts w:ascii="Arial" w:eastAsia="Arial" w:hAnsi="Arial" w:cs="Arial"/>
+        <w:sz w:val="24"/>
+        <w:szCs w:val="24"/>
+      </w:rPr>
+      <w:t>Justin Bradley</w:t>
+    </w:r>
+  </w:p>
+  <w:p>
+    <w:pPr>
+      <w:jc w:val="right"/>
+    </w:pPr>
+    <w:r>
+      <w:rPr>
+        <w:rFonts w:ascii="Arial" w:eastAsia="Arial" w:hAnsi="Arial" w:cs="Arial"/>
+        <w:sz w:val="24"/>
+        <w:szCs w:val="24"/>
+      </w:rPr>
+      <w:t>CSD 310 Database Development and Use</w:t>
+    </w:r>
+  </w:p>
+  <w:p>
+    <w:pPr>
+      <w:jc w:val="right"/>
+    </w:pPr>
+    <w:r>
+      <w:rPr>
+        <w:rFonts w:ascii="Arial" w:eastAsia="Arial" w:hAnsi="Arial" w:cs="Arial"/>
+        <w:sz w:val="24"/>
+        <w:szCs w:val="24"/>
+      </w:rPr>
+      <w:t>Professor Sue Sampson</w:t>
+    </w:r>
+  </w:p>
+  <w:p>
+    <w:pPr>
+      <w:jc w:val="right"/>
+    </w:pPr>
+    <w:r>
+      <w:rPr>
+        <w:rFonts w:ascii="Arial" w:eastAsia="Arial" w:hAnsi="Arial" w:cs="Arial"/>
+        <w:sz w:val="24"/>
+        <w:szCs w:val="24"/>
+      </w:rPr>
+      <w:t>Assignment 3.2</w:t>
+    </w:r>
+  </w:p>
+  <w:p>
+    <w:pPr>
+      <w:spacing w:after="320"/>
+      <w:jc w:val="right"/>
+    </w:pPr>
+    <w:r>
+      <w:rPr>
+        <w:rFonts w:ascii="Arial" w:eastAsia="Arial" w:hAnsi="Arial" w:cs="Arial"/>
+        <w:sz w:val="24"/>
+        <w:szCs w:val="24"/>
+      </w:rPr>
+      <w:t>June 22, 2026</w:t>
+    </w:r>
+  </w:p>
+</w:hdr>
+</file>
+
+<file path=word/numbering.xml><?xml version="1.0" encoding="utf-8"?>
+<w:numbering xmlns:wpc="http://schemas.microsoft.com/office/word/2010/wordprocessingCanvas" xmlns:cx="http://schemas.microsoft.com/office/drawing/2014/chartex" xmlns:cx1="http://schemas.microsoft.com/office/drawing/2015/9/8/chartex" xmlns:cx2="http://schemas.microsoft.com/office/drawing/2015/10/21/chartex" xmlns:cx3="http://schemas.microsoft.com/office/drawing/2016/5/9/chartex" xmlns:cx4="http://schemas.microsoft.com/office/drawing/2016/5/10/chartex" xmlns:cx5="http://schemas.microsoft.com/office/drawing/2016/5/11/chartex" xmlns:cx6="http://schemas.microsoft.com/office/drawing/2016/5/12/chartex" xmlns:cx7="http://schemas.microsoft.com/office/drawing/2016/5/13/chartex" xmlns:cx8="http://schemas.microsoft.com/office/drawing/2016/5/14/chartex" xmlns:mc="http://schemas.openxmlformats.org/markup-compatibility/2006" xmlns:aink="http://schemas.microsoft.com/office/drawing/2016/ink" xmlns:am3d="http://schemas.microsoft.com/office/drawing/2017/model3d" xmlns:o="urn:schemas-microsoft-com:office:office" xmlns:oel="http://schemas.microsoft.com/office/2019/extlst" xmlns:r="http://schemas.openxmlformats.org/officeDocument/2006/relationships" xmlns:m="http://schemas.openxmlformats.org/officeDocument/2006/math" xmlns:v="urn:schemas-microsoft-com:vml" xmlns:wp14="http://schemas.microsoft.com/office/word/2010/wordprocessingDrawing" xmlns:wp="http://schemas.openxmlformats.org/drawingml/2006/wordprocessingDrawing" xmlns:w10="urn:schemas-microsoft-com:office:word" xmlns:w="http://schemas.openxmlformats.org/wordprocessingml/2006/main" xmlns:w14="http://schemas.microsoft.com/office/word/2010/wordml" xmlns:w15="http://schemas.microsoft.com/office/word/2012/wordml" xmlns:w16cex="http://schemas.microsoft.com/office/word/2018/wordml/cex" xmlns:w16cid="http://schemas.microsoft.com/office/word/2016/wordml/cid" xmlns:w16="http://schemas.microsoft.com/office/word/2018/wordml" xmlns:w16du="http://schemas.microsoft.com/office/word/2023/wordml/word16du" xmlns:w16sdtdh="http://schemas.microsoft.com/office/word/2020/wordml/sdtdatahash" xmlns:w16sdtfl="http://schemas.microsoft.com/office/word/2024/wordml/sdtformatlock" xmlns:w16se="http://schemas.microsoft.com/office/word/2015/wordml/symex" xmlns:wpg="http://schemas.microsoft.com/office/word/2010/wordprocessingGroup" xmlns:wpi="http://schemas.microsoft.com/office/word/2010/wordprocessingInk" xmlns:wne="http://schemas.microsoft.com/office/word/2006/wordml" xmlns:wps="http://schemas.microsoft.com/office/word/2010/wordprocessingShape" mc:Ignorable="w14 w15 w16se w16cid w16 w16cex w16sdtdh w16sdtfl w16du wp14">
+  <w:abstractNum w:abstractNumId="0" w15:restartNumberingAfterBreak="0">
+    <w:nsid w:val="36E12488"/>
+    <w:multiLevelType w:val="hybridMultilevel"/>
+    <w:tmpl w:val="87FC4D92"/>
+    <w:lvl w:ilvl="0" w:tplc="291695FE">
+      <w:start w:val="1"/>
+      <w:numFmt w:val="bullet"/>
+      <w:lvlText w:val="●"/>
+      <w:lvlJc w:val="left"/>
+      <w:pPr>
+        <w:ind w:left="720" w:hanging="360"/>
+      </w:pPr>
+    </w:lvl>
+    <w:lvl w:ilvl="1" w:tplc="BA34FA86">
+      <w:start w:val="1"/>
+      <w:numFmt w:val="bullet"/>
+      <w:lvlText w:val="○"/>
+      <w:lvlJc w:val="left"/>
+      <w:pPr>
+        <w:ind w:left="1440" w:hanging="360"/>
+      </w:pPr>
+    </w:lvl>
+    <w:lvl w:ilvl="2" w:tplc="9BDA98F6">
+      <w:start w:val="1"/>
+      <w:numFmt w:val="bullet"/>
+      <w:lvlText w:val="■"/>
+      <w:lvlJc w:val="left"/>
+      <w:pPr>
+        <w:ind w:left="2160" w:hanging="360"/>
+      </w:pPr>
+    </w:lvl>
+    <w:lvl w:ilvl="3" w:tplc="9D8E01F8">
+      <w:start w:val="1"/>
+      <w:numFmt w:val="bullet"/>
+      <w:lvlText w:val="●"/>
+      <w:lvlJc w:val="left"/>
+      <w:pPr>
+        <w:ind w:left="2880" w:hanging="360"/>
+      </w:pPr>
+    </w:lvl>
+    <w:lvl w:ilvl="4" w:tplc="DE504576">
+      <w:start w:val="1"/>
+      <w:numFmt w:val="bullet"/>
+      <w:lvlText w:val="○"/>
+      <w:lvlJc w:val="left"/>
+      <w:pPr>
+        <w:ind w:left="3600" w:hanging="360"/>
+      </w:pPr>
+    </w:lvl>
+    <w:lvl w:ilvl="5" w:tplc="4718C6C8">
+      <w:start w:val="1"/>
+      <w:numFmt w:val="bullet"/>
+      <w:lvlText w:val="■"/>
+      <w:lvlJc w:val="left"/>
+      <w:pPr>
+        <w:ind w:left="4320" w:hanging="360"/>
+      </w:pPr>
+    </w:lvl>
+    <w:lvl w:ilvl="6" w:tplc="98BAA1C0">
+      <w:start w:val="1"/>
+      <w:numFmt w:val="bullet"/>
+      <w:lvlText w:val="●"/>
+      <w:lvlJc w:val="left"/>
+      <w:pPr>
+        <w:ind w:left="5040" w:hanging="360"/>
+      </w:pPr>
+    </w:lvl>
+    <w:lvl w:ilvl="7" w:tplc="CF5CAF94">
+      <w:start w:val="1"/>
+      <w:numFmt w:val="bullet"/>
+      <w:lvlText w:val="●"/>
+      <w:lvlJc w:val="left"/>
+      <w:pPr>
+        <w:ind w:left="5760" w:hanging="360"/>
+      </w:pPr>
+    </w:lvl>
+    <w:lvl w:ilvl="8" w:tplc="4B86B600">
+      <w:start w:val="1"/>
+      <w:numFmt w:val="bullet"/>
+      <w:lvlText w:val="●"/>
+      <w:lvlJc w:val="left"/>
+      <w:pPr>
+        <w:ind w:left="6480" w:hanging="360"/>
+      </w:pPr>
+    </w:lvl>
+  </w:abstractNum>
+  <w:num w:numId="1" w16cid:durableId="1647660517">
+    <w:abstractNumId w:val="0"/>
+    <w:lvlOverride w:ilvl="0">
+      <w:startOverride w:val="1"/>
+    </w:lvlOverride>
+  </w:num>
+</w:numbering>
+</file>
+
 <file path=word/styles.xml><?xml version="1.0" encoding="utf-8"?>
 <w:styles xmlns:mc="http://schemas.openxmlformats.org/markup-compatibility/2006" xmlns:r="http://schemas.openxmlformats.org/officeDocument/2006/relationships" xmlns:w="http://schemas.openxmlformats.org/wordprocessingml/2006/main" xmlns:w14="http://schemas.microsoft.com/office/word/2010/wordml" xmlns:w15="http://schemas.microsoft.com/office/word/2012/wordml" xmlns:w16cex="http://schemas.microsoft.com/office/word/2018/wordml/cex" xmlns:w16cid="http://schemas.microsoft.com/office/word/2016/wordml/cid" xmlns:w16="http://schemas.microsoft.com/office/word/2018/wordml" xmlns:w16du="http://schemas.microsoft.com/office/word/2023/wordml/word16du" xmlns:w16sdtdh="http://schemas.microsoft.com/office/word/2020/wordml/sdtdatahash" xmlns:w16sdtfl="http://schemas.microsoft.com/office/word/2024/wordml/sdtformatlock" xmlns:w16se="http://schemas.microsoft.com/office/word/2015/wordml/symex" mc:Ignorable="w14 w15 w16se w16cid w16 w16cex w16sdtdh w16sdtfl w16du">
   <w:docDefaults>
     <w:rPrDefault>
       <w:rPr>
-        <w:rFonts w:asciiTheme="minorHAnsi" w:eastAsiaTheme="minorHAnsi" w:hAnsiTheme="minorHAnsi" w:cstheme="minorBidi"/>
-        <w:kern w:val="2"/>
-        <w:sz w:val="24"/>
-        <w:szCs w:val="24"/>
+        <w:rFonts w:ascii="Times New Roman" w:eastAsia="Times New Roman" w:hAnsi="Times New Roman" w:cs="Times New Roman"/>
         <w:lang w:val="en-US" w:eastAsia="en-US" w:bidi="ar-SA"/>
-        <w14:ligatures w14:val="standardContextual"/>
       </w:rPr>
     </w:rPrDefault>
-    <w:pPrDefault>
-      <w:pPr>
-        <w:spacing w:after="160" w:line="278" w:lineRule="auto"/>
-      </w:pPr>
-    </w:pPrDefault>
+    <w:pPrDefault/>
   </w:docDefaults>
   <w:latentStyles w:defLockedState="0" w:defUIPriority="99" w:defSemiHidden="0" w:defUnhideWhenUsed="0" w:defQFormat="0" w:count="376">
     <w:lsdException w:name="Normal" w:uiPriority="0" w:qFormat="1"/>
@@ -416,201 +1666,86 @@
   </w:style>
   <w:style w:type="paragraph" w:styleId="Heading1">
     <w:name w:val="heading 1"/>
-    <w:basedOn w:val="Normal"/>
-    <w:next w:val="Normal"/>
-    <w:link w:val="Heading1Char"/>
     <w:uiPriority w:val="9"/>
     <w:qFormat/>
-    <w:rsid w:val="008825B3"/>
     <w:pPr>
-      <w:keepNext/>
-      <w:keepLines/>
-      <w:spacing w:before="360" w:after="80"/>
       <w:outlineLvl w:val="0"/>
     </w:pPr>
     <w:rPr>
-      <w:rFonts w:asciiTheme="majorHAnsi" w:eastAsiaTheme="majorEastAsia" w:hAnsiTheme="majorHAnsi" w:cstheme="majorBidi"/>
-      <w:color w:val="0F4761" w:themeColor="accent1" w:themeShade="BF"/>
-      <w:sz w:val="40"/>
-      <w:szCs w:val="40"/>
+      <w:color w:val="2E74B5"/>
+      <w:sz w:val="32"/>
+      <w:szCs w:val="32"/>
     </w:rPr>
   </w:style>
   <w:style w:type="paragraph" w:styleId="Heading2">
     <w:name w:val="heading 2"/>
-    <w:basedOn w:val="Normal"/>
-    <w:next w:val="Normal"/>
-    <w:link w:val="Heading2Char"/>
     <w:uiPriority w:val="9"/>
     <w:semiHidden/>
     <w:unhideWhenUsed/>
     <w:qFormat/>
-    <w:rsid w:val="008825B3"/>
     <w:pPr>
-      <w:keepNext/>
-      <w:keepLines/>
-      <w:spacing w:before="160" w:after="80"/>
       <w:outlineLvl w:val="1"/>
     </w:pPr>
     <w:rPr>
-      <w:rFonts w:asciiTheme="majorHAnsi" w:eastAsiaTheme="majorEastAsia" w:hAnsiTheme="majorHAnsi" w:cstheme="majorBidi"/>
-      <w:color w:val="0F4761" w:themeColor="accent1" w:themeShade="BF"/>
-      <w:sz w:val="32"/>
-      <w:szCs w:val="32"/>
+      <w:color w:val="2E74B5"/>
+      <w:sz w:val="26"/>
+      <w:szCs w:val="26"/>
     </w:rPr>
   </w:style>
   <w:style w:type="paragraph" w:styleId="Heading3">
     <w:name w:val="heading 3"/>
-    <w:basedOn w:val="Normal"/>
-    <w:next w:val="Normal"/>
-    <w:link w:val="Heading3Char"/>
     <w:uiPriority w:val="9"/>
     <w:semiHidden/>
     <w:unhideWhenUsed/>
     <w:qFormat/>
-    <w:rsid w:val="008825B3"/>
     <w:pPr>
-      <w:keepNext/>
-      <w:keepLines/>
-      <w:spacing w:before="160" w:after="80"/>
       <w:outlineLvl w:val="2"/>
     </w:pPr>
     <w:rPr>
-      <w:rFonts w:eastAsiaTheme="majorEastAsia" w:cstheme="majorBidi"/>
-      <w:color w:val="0F4761" w:themeColor="accent1" w:themeShade="BF"/>
-      <w:sz w:val="28"/>
-      <w:szCs w:val="28"/>
+      <w:color w:val="1F4D78"/>
+      <w:sz w:val="24"/>
+      <w:szCs w:val="24"/>
     </w:rPr>
   </w:style>
   <w:style w:type="paragraph" w:styleId="Heading4">
     <w:name w:val="heading 4"/>
-    <w:basedOn w:val="Normal"/>
-    <w:next w:val="Normal"/>
-    <w:link w:val="Heading4Char"/>
     <w:uiPriority w:val="9"/>
     <w:semiHidden/>
     <w:unhideWhenUsed/>
     <w:qFormat/>
-    <w:rsid w:val="008825B3"/>
     <w:pPr>
-      <w:keepNext/>
-      <w:keepLines/>
-      <w:spacing w:before="80" w:after="40"/>
       <w:outlineLvl w:val="3"/>
     </w:pPr>
     <w:rPr>
-      <w:rFonts w:eastAsiaTheme="majorEastAsia" w:cstheme="majorBidi"/>
       <w:i/>
       <w:iCs/>
-      <w:color w:val="0F4761" w:themeColor="accent1" w:themeShade="BF"/>
+      <w:color w:val="2E74B5"/>
     </w:rPr>
   </w:style>
   <w:style w:type="paragraph" w:styleId="Heading5">
     <w:name w:val="heading 5"/>
-    <w:basedOn w:val="Normal"/>
-    <w:next w:val="Normal"/>
-    <w:link w:val="Heading5Char"/>
     <w:uiPriority w:val="9"/>
     <w:semiHidden/>
     <w:unhideWhenUsed/>
     <w:qFormat/>
-    <w:rsid w:val="008825B3"/>
     <w:pPr>
-      <w:keepNext/>
-      <w:keepLines/>
-      <w:spacing w:before="80" w:after="40"/>
       <w:outlineLvl w:val="4"/>
     </w:pPr>
     <w:rPr>
-      <w:rFonts w:eastAsiaTheme="majorEastAsia" w:cstheme="majorBidi"/>
-      <w:color w:val="0F4761" w:themeColor="accent1" w:themeShade="BF"/>
+      <w:color w:val="2E74B5"/>
     </w:rPr>
   </w:style>
   <w:style w:type="paragraph" w:styleId="Heading6">
     <w:name w:val="heading 6"/>
-    <w:basedOn w:val="Normal"/>
-    <w:next w:val="Normal"/>
-    <w:link w:val="Heading6Char"/>
     <w:uiPriority w:val="9"/>
     <w:semiHidden/>
     <w:unhideWhenUsed/>
     <w:qFormat/>
-    <w:rsid w:val="008825B3"/>
     <w:pPr>
-      <w:keepNext/>
-      <w:keepLines/>
-      <w:spacing w:before="40" w:after="0"/>
       <w:outlineLvl w:val="5"/>
     </w:pPr>
     <w:rPr>
-      <w:rFonts w:eastAsiaTheme="majorEastAsia" w:cstheme="majorBidi"/>
-      <w:i/>
-      <w:iCs/>
-      <w:color w:val="595959" w:themeColor="text1" w:themeTint="A6"/>
-    </w:rPr>
-  </w:style>
-  <w:style w:type="paragraph" w:styleId="Heading7">
-    <w:name w:val="heading 7"/>
-    <w:basedOn w:val="Normal"/>
-    <w:next w:val="Normal"/>
-    <w:link w:val="Heading7Char"/>
-    <w:uiPriority w:val="9"/>
-    <w:semiHidden/>
-    <w:unhideWhenUsed/>
-    <w:qFormat/>
-    <w:rsid w:val="008825B3"/>
-    <w:pPr>
-      <w:keepNext/>
-      <w:keepLines/>
-      <w:spacing w:before="40" w:after="0"/>
-      <w:outlineLvl w:val="6"/>
-    </w:pPr>
-    <w:rPr>
-      <w:rFonts w:eastAsiaTheme="majorEastAsia" w:cstheme="majorBidi"/>
-      <w:color w:val="595959" w:themeColor="text1" w:themeTint="A6"/>
-    </w:rPr>
-  </w:style>
-  <w:style w:type="paragraph" w:styleId="Heading8">
-    <w:name w:val="heading 8"/>
-    <w:basedOn w:val="Normal"/>
-    <w:next w:val="Normal"/>
-    <w:link w:val="Heading8Char"/>
-    <w:uiPriority w:val="9"/>
-    <w:semiHidden/>
-    <w:unhideWhenUsed/>
-    <w:qFormat/>
-    <w:rsid w:val="008825B3"/>
-    <w:pPr>
-      <w:keepNext/>
-      <w:keepLines/>
-      <w:spacing w:after="0"/>
-      <w:outlineLvl w:val="7"/>
-    </w:pPr>
-    <w:rPr>
-      <w:rFonts w:eastAsiaTheme="majorEastAsia" w:cstheme="majorBidi"/>
-      <w:i/>
-      <w:iCs/>
-      <w:color w:val="272727" w:themeColor="text1" w:themeTint="D8"/>
-    </w:rPr>
-  </w:style>
-  <w:style w:type="paragraph" w:styleId="Heading9">
-    <w:name w:val="heading 9"/>
-    <w:basedOn w:val="Normal"/>
-    <w:next w:val="Normal"/>
-    <w:link w:val="Heading9Char"/>
-    <w:uiPriority w:val="9"/>
-    <w:semiHidden/>
-    <w:unhideWhenUsed/>
-    <w:qFormat/>
-    <w:rsid w:val="008825B3"/>
-    <w:pPr>
-      <w:keepNext/>
-      <w:keepLines/>
-      <w:spacing w:after="0"/>
-      <w:outlineLvl w:val="8"/>
-    </w:pPr>
-    <w:rPr>
-      <w:rFonts w:eastAsiaTheme="majorEastAsia" w:cstheme="majorBidi"/>
-      <w:color w:val="272727" w:themeColor="text1" w:themeTint="D8"/>
+      <w:color w:val="1F4D78"/>
     </w:rPr>
   </w:style>
   <w:style w:type="character" w:default="1" w:styleId="DefaultParagraphFont">
@@ -640,295 +1775,131 @@
     <w:semiHidden/>
     <w:unhideWhenUsed/>
   </w:style>
-  <w:style w:type="character" w:customStyle="1" w:styleId="Heading1Char">
-    <w:name w:val="Heading 1 Char"/>
-    <w:basedOn w:val="DefaultParagraphFont"/>
-    <w:link w:val="Heading1"/>
-    <w:uiPriority w:val="9"/>
-    <w:rsid w:val="008825B3"/>
-    <w:rPr>
-      <w:rFonts w:asciiTheme="majorHAnsi" w:eastAsiaTheme="majorEastAsia" w:hAnsiTheme="majorHAnsi" w:cstheme="majorBidi"/>
-      <w:color w:val="0F4761" w:themeColor="accent1" w:themeShade="BF"/>
-      <w:sz w:val="40"/>
-      <w:szCs w:val="40"/>
-    </w:rPr>
-  </w:style>
-  <w:style w:type="character" w:customStyle="1" w:styleId="Heading2Char">
-    <w:name w:val="Heading 2 Char"/>
-    <w:basedOn w:val="DefaultParagraphFont"/>
-    <w:link w:val="Heading2"/>
-    <w:uiPriority w:val="9"/>
-    <w:semiHidden/>
-    <w:rsid w:val="008825B3"/>
-    <w:rPr>
-      <w:rFonts w:asciiTheme="majorHAnsi" w:eastAsiaTheme="majorEastAsia" w:hAnsiTheme="majorHAnsi" w:cstheme="majorBidi"/>
-      <w:color w:val="0F4761" w:themeColor="accent1" w:themeShade="BF"/>
-      <w:sz w:val="32"/>
-      <w:szCs w:val="32"/>
-    </w:rPr>
-  </w:style>
-  <w:style w:type="character" w:customStyle="1" w:styleId="Heading3Char">
-    <w:name w:val="Heading 3 Char"/>
-    <w:basedOn w:val="DefaultParagraphFont"/>
-    <w:link w:val="Heading3"/>
-    <w:uiPriority w:val="9"/>
-    <w:semiHidden/>
-    <w:rsid w:val="008825B3"/>
-    <w:rPr>
-      <w:rFonts w:eastAsiaTheme="majorEastAsia" w:cstheme="majorBidi"/>
-      <w:color w:val="0F4761" w:themeColor="accent1" w:themeShade="BF"/>
-      <w:sz w:val="28"/>
-      <w:szCs w:val="28"/>
-    </w:rPr>
-  </w:style>
-  <w:style w:type="character" w:customStyle="1" w:styleId="Heading4Char">
-    <w:name w:val="Heading 4 Char"/>
-    <w:basedOn w:val="DefaultParagraphFont"/>
-    <w:link w:val="Heading4"/>
-    <w:uiPriority w:val="9"/>
-    <w:semiHidden/>
-    <w:rsid w:val="008825B3"/>
-    <w:rPr>
-      <w:rFonts w:eastAsiaTheme="majorEastAsia" w:cstheme="majorBidi"/>
-      <w:i/>
-      <w:iCs/>
-      <w:color w:val="0F4761" w:themeColor="accent1" w:themeShade="BF"/>
-    </w:rPr>
-  </w:style>
-  <w:style w:type="character" w:customStyle="1" w:styleId="Heading5Char">
-    <w:name w:val="Heading 5 Char"/>
-    <w:basedOn w:val="DefaultParagraphFont"/>
-    <w:link w:val="Heading5"/>
-    <w:uiPriority w:val="9"/>
-    <w:semiHidden/>
-    <w:rsid w:val="008825B3"/>
-    <w:rPr>
-      <w:rFonts w:eastAsiaTheme="majorEastAsia" w:cstheme="majorBidi"/>
-      <w:color w:val="0F4761" w:themeColor="accent1" w:themeShade="BF"/>
-    </w:rPr>
-  </w:style>
-  <w:style w:type="character" w:customStyle="1" w:styleId="Heading6Char">
-    <w:name w:val="Heading 6 Char"/>
-    <w:basedOn w:val="DefaultParagraphFont"/>
-    <w:link w:val="Heading6"/>
-    <w:uiPriority w:val="9"/>
-    <w:semiHidden/>
-    <w:rsid w:val="008825B3"/>
-    <w:rPr>
-      <w:rFonts w:eastAsiaTheme="majorEastAsia" w:cstheme="majorBidi"/>
-      <w:i/>
-      <w:iCs/>
-      <w:color w:val="595959" w:themeColor="text1" w:themeTint="A6"/>
-    </w:rPr>
-  </w:style>
-  <w:style w:type="character" w:customStyle="1" w:styleId="Heading7Char">
-    <w:name w:val="Heading 7 Char"/>
-    <w:basedOn w:val="DefaultParagraphFont"/>
-    <w:link w:val="Heading7"/>
-    <w:uiPriority w:val="9"/>
-    <w:semiHidden/>
-    <w:rsid w:val="008825B3"/>
-    <w:rPr>
-      <w:rFonts w:eastAsiaTheme="majorEastAsia" w:cstheme="majorBidi"/>
-      <w:color w:val="595959" w:themeColor="text1" w:themeTint="A6"/>
-    </w:rPr>
-  </w:style>
-  <w:style w:type="character" w:customStyle="1" w:styleId="Heading8Char">
-    <w:name w:val="Heading 8 Char"/>
-    <w:basedOn w:val="DefaultParagraphFont"/>
-    <w:link w:val="Heading8"/>
-    <w:uiPriority w:val="9"/>
-    <w:semiHidden/>
-    <w:rsid w:val="008825B3"/>
-    <w:rPr>
-      <w:rFonts w:eastAsiaTheme="majorEastAsia" w:cstheme="majorBidi"/>
-      <w:i/>
-      <w:iCs/>
-      <w:color w:val="272727" w:themeColor="text1" w:themeTint="D8"/>
-    </w:rPr>
-  </w:style>
-  <w:style w:type="character" w:customStyle="1" w:styleId="Heading9Char">
-    <w:name w:val="Heading 9 Char"/>
-    <w:basedOn w:val="DefaultParagraphFont"/>
-    <w:link w:val="Heading9"/>
-    <w:uiPriority w:val="9"/>
-    <w:semiHidden/>
-    <w:rsid w:val="008825B3"/>
-    <w:rPr>
-      <w:rFonts w:eastAsiaTheme="majorEastAsia" w:cstheme="majorBidi"/>
-      <w:color w:val="272727" w:themeColor="text1" w:themeTint="D8"/>
-    </w:rPr>
-  </w:style>
   <w:style w:type="paragraph" w:styleId="Title">
     <w:name w:val="Title"/>
-    <w:basedOn w:val="Normal"/>
-    <w:next w:val="Normal"/>
-    <w:link w:val="TitleChar"/>
     <w:uiPriority w:val="10"/>
     <w:qFormat/>
-    <w:rsid w:val="008825B3"/>
-    <w:pPr>
-      <w:spacing w:after="80" w:line="240" w:lineRule="auto"/>
-      <w:contextualSpacing/>
-    </w:pPr>
     <w:rPr>
-      <w:rFonts w:asciiTheme="majorHAnsi" w:eastAsiaTheme="majorEastAsia" w:hAnsiTheme="majorHAnsi" w:cstheme="majorBidi"/>
-      <w:spacing w:val="-10"/>
-      <w:kern w:val="28"/>
       <w:sz w:val="56"/>
       <w:szCs w:val="56"/>
     </w:rPr>
   </w:style>
-  <w:style w:type="character" w:customStyle="1" w:styleId="TitleChar">
-    <w:name w:val="Title Char"/>
-    <w:basedOn w:val="DefaultParagraphFont"/>
-    <w:link w:val="Title"/>
-    <w:uiPriority w:val="10"/>
-    <w:rsid w:val="008825B3"/>
-    <w:rPr>
-      <w:rFonts w:asciiTheme="majorHAnsi" w:eastAsiaTheme="majorEastAsia" w:hAnsiTheme="majorHAnsi" w:cstheme="majorBidi"/>
-      <w:spacing w:val="-10"/>
-      <w:kern w:val="28"/>
-      <w:sz w:val="56"/>
-      <w:szCs w:val="56"/>
-    </w:rPr>
-  </w:style>
-  <w:style w:type="paragraph" w:styleId="Subtitle">
-    <w:name w:val="Subtitle"/>
-    <w:basedOn w:val="Normal"/>
-    <w:next w:val="Normal"/>
-    <w:link w:val="SubtitleChar"/>
-    <w:uiPriority w:val="11"/>
+  <w:style w:type="paragraph" w:customStyle="1" w:styleId="Strong1">
+    <w:name w:val="Strong1"/>
     <w:qFormat/>
-    <w:rsid w:val="008825B3"/>
-    <w:pPr>
-      <w:numPr>
-        <w:ilvl w:val="1"/>
-      </w:numPr>
-    </w:pPr>
-    <w:rPr>
-      <w:rFonts w:eastAsiaTheme="majorEastAsia" w:cstheme="majorBidi"/>
-      <w:color w:val="595959" w:themeColor="text1" w:themeTint="A6"/>
-      <w:spacing w:val="15"/>
-      <w:sz w:val="28"/>
-      <w:szCs w:val="28"/>
-    </w:rPr>
-  </w:style>
-  <w:style w:type="character" w:customStyle="1" w:styleId="SubtitleChar">
-    <w:name w:val="Subtitle Char"/>
-    <w:basedOn w:val="DefaultParagraphFont"/>
-    <w:link w:val="Subtitle"/>
-    <w:uiPriority w:val="11"/>
-    <w:rsid w:val="008825B3"/>
-    <w:rPr>
-      <w:rFonts w:eastAsiaTheme="majorEastAsia" w:cstheme="majorBidi"/>
-      <w:color w:val="595959" w:themeColor="text1" w:themeTint="A6"/>
-      <w:spacing w:val="15"/>
-      <w:sz w:val="28"/>
-      <w:szCs w:val="28"/>
-    </w:rPr>
-  </w:style>
-  <w:style w:type="paragraph" w:styleId="Quote">
-    <w:name w:val="Quote"/>
-    <w:basedOn w:val="Normal"/>
-    <w:next w:val="Normal"/>
-    <w:link w:val="QuoteChar"/>
-    <w:uiPriority w:val="29"/>
-    <w:qFormat/>
-    <w:rsid w:val="008825B3"/>
-    <w:pPr>
-      <w:spacing w:before="160"/>
-      <w:jc w:val="center"/>
-    </w:pPr>
-    <w:rPr>
-      <w:i/>
-      <w:iCs/>
-      <w:color w:val="404040" w:themeColor="text1" w:themeTint="BF"/>
-    </w:rPr>
-  </w:style>
-  <w:style w:type="character" w:customStyle="1" w:styleId="QuoteChar">
-    <w:name w:val="Quote Char"/>
-    <w:basedOn w:val="DefaultParagraphFont"/>
-    <w:link w:val="Quote"/>
-    <w:uiPriority w:val="29"/>
-    <w:rsid w:val="008825B3"/>
-    <w:rPr>
-      <w:i/>
-      <w:iCs/>
-      <w:color w:val="404040" w:themeColor="text1" w:themeTint="BF"/>
-    </w:rPr>
-  </w:style>
-  <w:style w:type="paragraph" w:styleId="ListParagraph">
-    <w:name w:val="List Paragraph"/>
-    <w:basedOn w:val="Normal"/>
-    <w:uiPriority w:val="34"/>
-    <w:qFormat/>
-    <w:rsid w:val="008825B3"/>
-    <w:pPr>
-      <w:ind w:left="720"/>
-      <w:contextualSpacing/>
-    </w:pPr>
-  </w:style>
-  <w:style w:type="character" w:styleId="IntenseEmphasis">
-    <w:name w:val="Intense Emphasis"/>
-    <w:basedOn w:val="DefaultParagraphFont"/>
-    <w:uiPriority w:val="21"/>
-    <w:qFormat/>
-    <w:rsid w:val="008825B3"/>
-    <w:rPr>
-      <w:i/>
-      <w:iCs/>
-      <w:color w:val="0F4761" w:themeColor="accent1" w:themeShade="BF"/>
-    </w:rPr>
-  </w:style>
-  <w:style w:type="paragraph" w:styleId="IntenseQuote">
-    <w:name w:val="Intense Quote"/>
-    <w:basedOn w:val="Normal"/>
-    <w:next w:val="Normal"/>
-    <w:link w:val="IntenseQuoteChar"/>
-    <w:uiPriority w:val="30"/>
-    <w:qFormat/>
-    <w:rsid w:val="008825B3"/>
-    <w:pPr>
-      <w:pBdr>
-        <w:top w:val="single" w:sz="4" w:space="10" w:color="0F4761" w:themeColor="accent1" w:themeShade="BF"/>
-        <w:bottom w:val="single" w:sz="4" w:space="10" w:color="0F4761" w:themeColor="accent1" w:themeShade="BF"/>
-      </w:pBdr>
-      <w:spacing w:before="360" w:after="360"/>
-      <w:ind w:left="864" w:right="864"/>
-      <w:jc w:val="center"/>
-    </w:pPr>
-    <w:rPr>
-      <w:i/>
-      <w:iCs/>
-      <w:color w:val="0F4761" w:themeColor="accent1" w:themeShade="BF"/>
-    </w:rPr>
-  </w:style>
-  <w:style w:type="character" w:customStyle="1" w:styleId="IntenseQuoteChar">
-    <w:name w:val="Intense Quote Char"/>
-    <w:basedOn w:val="DefaultParagraphFont"/>
-    <w:link w:val="IntenseQuote"/>
-    <w:uiPriority w:val="30"/>
-    <w:rsid w:val="008825B3"/>
-    <w:rPr>
-      <w:i/>
-      <w:iCs/>
-      <w:color w:val="0F4761" w:themeColor="accent1" w:themeShade="BF"/>
-    </w:rPr>
-  </w:style>
-  <w:style w:type="character" w:styleId="IntenseReference">
-    <w:name w:val="Intense Reference"/>
-    <w:basedOn w:val="DefaultParagraphFont"/>
-    <w:uiPriority w:val="32"/>
-    <w:qFormat/>
-    <w:rsid w:val="008825B3"/>
     <w:rPr>
       <w:b/>
       <w:bCs/>
-      <w:smallCaps/>
-      <w:color w:val="0F4761" w:themeColor="accent1" w:themeShade="BF"/>
-      <w:spacing w:val="5"/>
     </w:rPr>
+  </w:style>
+  <w:style w:type="paragraph" w:styleId="ListParagraph">
+    <w:name w:val="List Paragraph"/>
+    <w:qFormat/>
+  </w:style>
+  <w:style w:type="character" w:styleId="Hyperlink">
+    <w:name w:val="Hyperlink"/>
+    <w:uiPriority w:val="99"/>
+    <w:unhideWhenUsed/>
+    <w:rPr>
+      <w:color w:val="0563C1"/>
+      <w:u w:val="single"/>
+    </w:rPr>
+  </w:style>
+  <w:style w:type="character" w:styleId="FootnoteReference">
+    <w:name w:val="footnote reference"/>
+    <w:uiPriority w:val="99"/>
+    <w:semiHidden/>
+    <w:unhideWhenUsed/>
+    <w:rPr>
+      <w:vertAlign w:val="superscript"/>
+    </w:rPr>
+  </w:style>
+  <w:style w:type="paragraph" w:styleId="FootnoteText">
+    <w:name w:val="footnote text"/>
+    <w:link w:val="FootnoteTextChar"/>
+    <w:uiPriority w:val="99"/>
+    <w:semiHidden/>
+    <w:unhideWhenUsed/>
+  </w:style>
+  <w:style w:type="character" w:customStyle="1" w:styleId="FootnoteTextChar">
+    <w:name w:val="Footnote Text Char"/>
+    <w:link w:val="FootnoteText"/>
+    <w:uiPriority w:val="99"/>
+    <w:semiHidden/>
+    <w:unhideWhenUsed/>
+    <w:rPr>
+      <w:sz w:val="20"/>
+      <w:szCs w:val="20"/>
+    </w:rPr>
+  </w:style>
+  <w:style w:type="character" w:styleId="EndnoteReference">
+    <w:name w:val="endnote reference"/>
+    <w:uiPriority w:val="99"/>
+    <w:semiHidden/>
+    <w:unhideWhenUsed/>
+    <w:rPr>
+      <w:vertAlign w:val="superscript"/>
+    </w:rPr>
+  </w:style>
+  <w:style w:type="paragraph" w:styleId="EndnoteText">
+    <w:name w:val="endnote text"/>
+    <w:link w:val="EndnoteTextChar"/>
+    <w:uiPriority w:val="99"/>
+    <w:semiHidden/>
+    <w:unhideWhenUsed/>
+  </w:style>
+  <w:style w:type="character" w:customStyle="1" w:styleId="EndnoteTextChar">
+    <w:name w:val="Endnote Text Char"/>
+    <w:link w:val="EndnoteText"/>
+    <w:uiPriority w:val="99"/>
+    <w:semiHidden/>
+    <w:unhideWhenUsed/>
+    <w:rPr>
+      <w:sz w:val="20"/>
+      <w:szCs w:val="20"/>
+    </w:rPr>
+  </w:style>
+  <w:style w:type="paragraph" w:styleId="Header">
+    <w:name w:val="header"/>
+    <w:basedOn w:val="Normal"/>
+    <w:link w:val="HeaderChar"/>
+    <w:uiPriority w:val="99"/>
+    <w:unhideWhenUsed/>
+    <w:rsid w:val="00115EF5"/>
+    <w:pPr>
+      <w:tabs>
+        <w:tab w:val="center" w:pos="4680"/>
+        <w:tab w:val="right" w:pos="9360"/>
+      </w:tabs>
+    </w:pPr>
+  </w:style>
+  <w:style w:type="character" w:customStyle="1" w:styleId="HeaderChar">
+    <w:name w:val="Header Char"/>
+    <w:basedOn w:val="DefaultParagraphFont"/>
+    <w:link w:val="Header"/>
+    <w:uiPriority w:val="99"/>
+    <w:rsid w:val="00115EF5"/>
+  </w:style>
+  <w:style w:type="paragraph" w:styleId="Footer">
+    <w:name w:val="footer"/>
+    <w:basedOn w:val="Normal"/>
+    <w:link w:val="FooterChar"/>
+    <w:uiPriority w:val="99"/>
+    <w:unhideWhenUsed/>
+    <w:rsid w:val="00115EF5"/>
+    <w:pPr>
+      <w:tabs>
+        <w:tab w:val="center" w:pos="4680"/>
+        <w:tab w:val="right" w:pos="9360"/>
+      </w:tabs>
+    </w:pPr>
+  </w:style>
+  <w:style w:type="character" w:customStyle="1" w:styleId="FooterChar">
+    <w:name w:val="Footer Char"/>
+    <w:basedOn w:val="DefaultParagraphFont"/>
+    <w:link w:val="Footer"/>
+    <w:uiPriority w:val="99"/>
+    <w:rsid w:val="00115EF5"/>
   </w:style>
 </w:styles>
 </file>
@@ -1031,7 +2002,7 @@
         <a:latin typeface="Aptos" panose="02110004020202020204"/>
         <a:ea typeface=""/>
         <a:cs typeface=""/>
-        <a:font script="Jpan" typeface="游ゴシック"/>
+        <a:font script="Jpan" typeface="游明朝"/>
         <a:font script="Hang" typeface="맑은 고딕"/>
         <a:font script="Hans" typeface="等线"/>
         <a:font script="Hant" typeface="新細明體"/>
@@ -1139,13 +2110,6 @@
         </a:gradFill>
       </a:fillStyleLst>
       <a:lnStyleLst>
-        <a:ln w="6350" cap="flat" cmpd="sng" algn="ctr">
-          <a:solidFill>
-            <a:schemeClr val="phClr"/>
-          </a:solidFill>
-          <a:prstDash val="solid"/>
-          <a:miter lim="800000"/>
-        </a:ln>
         <a:ln w="12700" cap="flat" cmpd="sng" algn="ctr">
           <a:solidFill>
             <a:schemeClr val="phClr"/>
@@ -1154,6 +2118,13 @@
           <a:miter lim="800000"/>
         </a:ln>
         <a:ln w="19050" cap="flat" cmpd="sng" algn="ctr">
+          <a:solidFill>
+            <a:schemeClr val="phClr"/>
+          </a:solidFill>
+          <a:prstDash val="solid"/>
+          <a:miter lim="800000"/>
+        </a:ln>
+        <a:ln w="25400" cap="flat" cmpd="sng" algn="ctr">
           <a:solidFill>
             <a:schemeClr val="phClr"/>
           </a:solidFill>
@@ -1218,11 +2189,31 @@
       </a:bgFillStyleLst>
     </a:fmtScheme>
   </a:themeElements>
-  <a:objectDefaults/>
+  <a:objectDefaults>
+    <a:lnDef>
+      <a:spPr/>
+      <a:bodyPr/>
+      <a:lstStyle/>
+      <a:style>
+        <a:lnRef idx="2">
+          <a:schemeClr val="accent1"/>
+        </a:lnRef>
+        <a:fillRef idx="0">
+          <a:schemeClr val="accent1"/>
+        </a:fillRef>
+        <a:effectRef idx="1">
+          <a:schemeClr val="accent1"/>
+        </a:effectRef>
+        <a:fontRef idx="minor">
+          <a:schemeClr val="tx1"/>
+        </a:fontRef>
+      </a:style>
+    </a:lnDef>
+  </a:objectDefaults>
   <a:extraClrSchemeLst/>
   <a:extLst>
     <a:ext uri="{05A4C25C-085E-4340-85A3-A5531E510DB2}">
-      <thm15:themeFamily xmlns:thm15="http://schemas.microsoft.com/office/thememl/2012/main" name="Office Theme" id="{62F939B6-93AF-4DB8-9C6B-D6C7DFDC589F}" vid="{4A3C46E8-61CC-4603-A589-7422A47A8E4A}"/>
+      <thm15:themeFamily xmlns:thm15="http://schemas.microsoft.com/office/thememl/2012/main" name="Office Theme" id="{2E142A2C-CD16-42D6-873A-C26D2A0506FA}" vid="{1BDDFF52-6CD6-40A5-AB3C-68EB2F1E4D0A}"/>
     </a:ext>
   </a:extLst>
 </a:theme>
